--- a/Backend Roadmapless than a minute ago.docx
+++ b/Backend Roadmapless than a minute ago.docx
@@ -3,24 +3,83 @@
 <w:document xmlns:wpc="http://schemas.microsoft.com/office/word/2010/wordprocessingCanvas" xmlns:cx="http://schemas.microsoft.com/office/drawing/2014/chartex" xmlns:cx1="http://schemas.microsoft.com/office/drawing/2015/9/8/chartex" xmlns:cx2="http://schemas.microsoft.com/office/drawing/2015/10/21/chartex" xmlns:cx3="http://schemas.microsoft.com/office/drawing/2016/5/9/chartex" xmlns:cx4="http://schemas.microsoft.com/office/drawing/2016/5/10/chartex" xmlns:cx5="http://schemas.microsoft.com/office/drawing/2016/5/11/chartex" xmlns:cx6="http://schemas.microsoft.com/office/drawing/2016/5/12/chartex" xmlns:cx7="http://schemas.microsoft.com/office/drawing/2016/5/13/chartex" xmlns:cx8="http://schemas.microsoft.com/office/drawing/2016/5/14/chartex" xmlns:mc="http://schemas.openxmlformats.org/markup-compatibility/2006" xmlns:aink="http://schemas.microsoft.com/office/drawing/2016/ink" xmlns:am3d="http://schemas.microsoft.com/office/drawing/2017/model3d" xmlns:o="urn:schemas-microsoft-com:office:office" xmlns:oel="http://schemas.microsoft.com/office/2019/extlst" xmlns:r="http://schemas.openxmlformats.org/officeDocument/2006/relationships" xmlns:m="http://schemas.openxmlformats.org/officeDocument/2006/math" xmlns:v="urn:schemas-microsoft-com:vml" xmlns:wp14="http://schemas.microsoft.com/office/word/2010/wordprocessingDrawing" xmlns:wp="http://schemas.openxmlformats.org/drawingml/2006/wordprocessingDrawing" xmlns:w10="urn:schemas-microsoft-com:office:word" xmlns:w="http://schemas.openxmlformats.org/wordprocessingml/2006/main" xmlns:w14="http://schemas.microsoft.com/office/word/2010/wordml" xmlns:w15="http://schemas.microsoft.com/office/word/2012/wordml" xmlns:w16cex="http://schemas.microsoft.com/office/word/2018/wordml/cex" xmlns:w16cid="http://schemas.microsoft.com/office/word/2016/wordml/cid" xmlns:w16="http://schemas.microsoft.com/office/word/2018/wordml" xmlns:w16du="http://schemas.microsoft.com/office/word/2023/wordml/word16du" xmlns:w16sdtdh="http://schemas.microsoft.com/office/word/2020/wordml/sdtdatahash" xmlns:w16sdtfl="http://schemas.microsoft.com/office/word/2024/wordml/sdtformatlock" xmlns:w16se="http://schemas.microsoft.com/office/word/2015/wordml/symex" xmlns:wpg="http://schemas.microsoft.com/office/word/2010/wordprocessingGroup" xmlns:wpi="http://schemas.microsoft.com/office/word/2010/wordprocessingInk" xmlns:wne="http://schemas.microsoft.com/office/word/2006/wordml" xmlns:wps="http://schemas.microsoft.com/office/word/2010/wordprocessingShape" mc:Ignorable="w14 w15 w16se w16cid w16 w16cex w16sdtdh w16sdtfl w16du wp14">
   <w:body>
     <w:p>
-      <w:r>
-        <w:rPr>
-          <w:b/>
-          <w:bCs/>
-        </w:rPr>
-        <w:t>Backend Roadmap</w:t>
-      </w:r>
-      <w:r>
-        <w:t>less than a minute ago</w:t>
-      </w:r>
-    </w:p>
-    <w:p>
-      <w:r>
+      <w:pPr>
+        <w:rPr>
+          <w:sz w:val="40"/>
+          <w:szCs w:val="40"/>
+          <w:lang w:val="en-US"/>
+        </w:rPr>
+      </w:pPr>
+      <w:r>
+        <w:rPr>
+          <w:b/>
+          <w:bCs/>
+          <w:sz w:val="40"/>
+          <w:szCs w:val="40"/>
+          <w:lang w:val="en-US"/>
+        </w:rPr>
+        <w:t xml:space="preserve">Backend </w:t>
+      </w:r>
+      <w:proofErr w:type="spellStart"/>
+      <w:r>
+        <w:rPr>
+          <w:b/>
+          <w:bCs/>
+          <w:sz w:val="40"/>
+          <w:szCs w:val="40"/>
+          <w:lang w:val="en-US"/>
+        </w:rPr>
+        <w:t>Roadmap</w:t>
+      </w:r>
+      <w:r>
+        <w:rPr>
+          <w:sz w:val="40"/>
+          <w:szCs w:val="40"/>
+          <w:lang w:val="en-US"/>
+        </w:rPr>
+        <w:t>less</w:t>
+      </w:r>
+      <w:proofErr w:type="spellEnd"/>
+      <w:r>
+        <w:rPr>
+          <w:sz w:val="40"/>
+          <w:szCs w:val="40"/>
+          <w:lang w:val="en-US"/>
+        </w:rPr>
+        <w:t xml:space="preserve"> than a minute ago</w:t>
+      </w:r>
+    </w:p>
+    <w:p>
+      <w:pPr>
+        <w:rPr>
+          <w:sz w:val="40"/>
+          <w:szCs w:val="40"/>
+          <w:lang w:val="en-US"/>
+        </w:rPr>
+      </w:pPr>
+      <w:r>
+        <w:rPr>
+          <w:sz w:val="40"/>
+          <w:szCs w:val="40"/>
+          <w:lang w:val="en-US"/>
+        </w:rPr>
         <w:t>Review</w:t>
       </w:r>
     </w:p>
     <w:p>
-      <w:r>
+      <w:pPr>
+        <w:rPr>
+          <w:sz w:val="40"/>
+          <w:szCs w:val="40"/>
+          <w:lang w:val="en-US"/>
+        </w:rPr>
+      </w:pPr>
+      <w:r>
+        <w:rPr>
+          <w:sz w:val="40"/>
+          <w:szCs w:val="40"/>
+          <w:lang w:val="en-US"/>
+        </w:rPr>
         <w:t>Proceed</w:t>
       </w:r>
     </w:p>
@@ -29,6 +88,9 @@
         <w:rPr>
           <w:b/>
           <w:bCs/>
+          <w:sz w:val="40"/>
+          <w:szCs w:val="40"/>
+          <w:lang w:val="en-US"/>
         </w:rPr>
       </w:pPr>
       <w:r>
@@ -36,6 +98,8 @@
           <w:rFonts w:ascii="Segoe UI Emoji" w:hAnsi="Segoe UI Emoji" w:cs="Segoe UI Emoji"/>
           <w:b/>
           <w:bCs/>
+          <w:sz w:val="40"/>
+          <w:szCs w:val="40"/>
         </w:rPr>
         <w:t>🗺️</w:t>
       </w:r>
@@ -43,39 +107,84 @@
         <w:rPr>
           <w:b/>
           <w:bCs/>
+          <w:sz w:val="40"/>
+          <w:szCs w:val="40"/>
+          <w:lang w:val="en-US"/>
         </w:rPr>
         <w:t xml:space="preserve"> ROADMAP TECHNIQUE : BACKEND SIRAGO (Node.js)</w:t>
       </w:r>
     </w:p>
     <w:p>
-      <w:r>
-        <w:t>Cette feuille de route est strictement alignée avec votre base de données sirago_db et le cahier des charges mis à jour (Contrat, KYC, Smart Pickup, Résilience).</w:t>
-      </w:r>
-    </w:p>
-    <w:p>
-      <w:pPr>
-        <w:rPr>
-          <w:b/>
-          <w:bCs/>
-        </w:rPr>
-      </w:pPr>
-      <w:r>
-        <w:rPr>
-          <w:b/>
-          <w:bCs/>
+      <w:pPr>
+        <w:rPr>
+          <w:sz w:val="40"/>
+          <w:szCs w:val="40"/>
+        </w:rPr>
+      </w:pPr>
+      <w:r>
+        <w:rPr>
+          <w:sz w:val="40"/>
+          <w:szCs w:val="40"/>
+        </w:rPr>
+        <w:t>Cette feuille de route est strictement alignée avec votre base de données </w:t>
+      </w:r>
+      <w:proofErr w:type="spellStart"/>
+      <w:r>
+        <w:rPr>
+          <w:sz w:val="40"/>
+          <w:szCs w:val="40"/>
+        </w:rPr>
+        <w:t>sirago_db</w:t>
+      </w:r>
+      <w:proofErr w:type="spellEnd"/>
+      <w:r>
+        <w:rPr>
+          <w:sz w:val="40"/>
+          <w:szCs w:val="40"/>
+        </w:rPr>
+        <w:t> et le cahier des charges mis à jour (Contrat, KYC, Smart Pickup, Résilience).</w:t>
+      </w:r>
+    </w:p>
+    <w:p>
+      <w:pPr>
+        <w:rPr>
+          <w:b/>
+          <w:bCs/>
+          <w:sz w:val="40"/>
+          <w:szCs w:val="40"/>
+        </w:rPr>
+      </w:pPr>
+      <w:r>
+        <w:rPr>
+          <w:b/>
+          <w:bCs/>
+          <w:sz w:val="40"/>
+          <w:szCs w:val="40"/>
         </w:rPr>
         <w:t>PHASE 1 : Initialisation &amp; Architecture (Semaine 1)</w:t>
       </w:r>
     </w:p>
     <w:p>
-      <w:r>
-        <w:rPr>
-          <w:b/>
-          <w:bCs/>
+      <w:pPr>
+        <w:rPr>
+          <w:sz w:val="40"/>
+          <w:szCs w:val="40"/>
+        </w:rPr>
+      </w:pPr>
+      <w:r>
+        <w:rPr>
+          <w:b/>
+          <w:bCs/>
+          <w:sz w:val="40"/>
+          <w:szCs w:val="40"/>
         </w:rPr>
         <w:t>Objectif :</w:t>
       </w:r>
       <w:r>
+        <w:rPr>
+          <w:sz w:val="40"/>
+          <w:szCs w:val="40"/>
+        </w:rPr>
         <w:t> Mettre en place les fondations du serveur.</w:t>
       </w:r>
     </w:p>
@@ -85,16 +194,58 @@
           <w:ilvl w:val="0"/>
           <w:numId w:val="1"/>
         </w:numPr>
-      </w:pPr>
-      <w:r>
-        <w:rPr>
-          <w:b/>
-          <w:bCs/>
+        <w:rPr>
+          <w:sz w:val="40"/>
+          <w:szCs w:val="40"/>
+        </w:rPr>
+      </w:pPr>
+      <w:r>
+        <w:rPr>
+          <w:b/>
+          <w:bCs/>
+          <w:sz w:val="40"/>
+          <w:szCs w:val="40"/>
         </w:rPr>
         <w:t>Installation :</w:t>
       </w:r>
       <w:r>
-        <w:t> Node.js, Express, MySQL2 (avec Promisses), Dotenv, cors, helmet (sécurité).</w:t>
+        <w:rPr>
+          <w:sz w:val="40"/>
+          <w:szCs w:val="40"/>
+        </w:rPr>
+        <w:t xml:space="preserve"> Node.js, Express, MySQL2 (avec Promisses), </w:t>
+      </w:r>
+      <w:proofErr w:type="spellStart"/>
+      <w:r>
+        <w:rPr>
+          <w:sz w:val="40"/>
+          <w:szCs w:val="40"/>
+        </w:rPr>
+        <w:t>Dotenv</w:t>
+      </w:r>
+      <w:proofErr w:type="spellEnd"/>
+      <w:r>
+        <w:rPr>
+          <w:sz w:val="40"/>
+          <w:szCs w:val="40"/>
+        </w:rPr>
+        <w:t xml:space="preserve">, cors, </w:t>
+      </w:r>
+      <w:proofErr w:type="spellStart"/>
+      <w:r>
+        <w:rPr>
+          <w:sz w:val="40"/>
+          <w:szCs w:val="40"/>
+        </w:rPr>
+        <w:t>helmet</w:t>
+      </w:r>
+      <w:proofErr w:type="spellEnd"/>
+      <w:r>
+        <w:rPr>
+          <w:sz w:val="40"/>
+          <w:szCs w:val="40"/>
+        </w:rPr>
+        <w:t xml:space="preserve"> (sécurité).</w:t>
       </w:r>
     </w:p>
     <w:p>
@@ -103,11 +254,17 @@
           <w:ilvl w:val="0"/>
           <w:numId w:val="1"/>
         </w:numPr>
-      </w:pPr>
-      <w:r>
-        <w:rPr>
-          <w:b/>
-          <w:bCs/>
+        <w:rPr>
+          <w:sz w:val="40"/>
+          <w:szCs w:val="40"/>
+        </w:rPr>
+      </w:pPr>
+      <w:r>
+        <w:rPr>
+          <w:b/>
+          <w:bCs/>
+          <w:sz w:val="40"/>
+          <w:szCs w:val="40"/>
         </w:rPr>
         <w:t>Structure du Projet :</w:t>
       </w:r>
@@ -118,9 +275,33 @@
           <w:ilvl w:val="1"/>
           <w:numId w:val="1"/>
         </w:numPr>
-      </w:pPr>
-      <w:r>
-        <w:t>/routes : Endpoints API (ex: authRoutes.js, driverRoutes.js).</w:t>
+        <w:rPr>
+          <w:sz w:val="40"/>
+          <w:szCs w:val="40"/>
+        </w:rPr>
+      </w:pPr>
+      <w:r>
+        <w:rPr>
+          <w:sz w:val="40"/>
+          <w:szCs w:val="40"/>
+        </w:rPr>
+        <w:t xml:space="preserve">/routes : </w:t>
+      </w:r>
+      <w:proofErr w:type="spellStart"/>
+      <w:r>
+        <w:rPr>
+          <w:sz w:val="40"/>
+          <w:szCs w:val="40"/>
+        </w:rPr>
+        <w:t>Endpoints</w:t>
+      </w:r>
+      <w:proofErr w:type="spellEnd"/>
+      <w:r>
+        <w:rPr>
+          <w:sz w:val="40"/>
+          <w:szCs w:val="40"/>
+        </w:rPr>
+        <w:t xml:space="preserve"> API (ex: authRoutes.js, driverRoutes.js).</w:t>
       </w:r>
     </w:p>
     <w:p>
@@ -129,9 +310,65 @@
           <w:ilvl w:val="1"/>
           <w:numId w:val="1"/>
         </w:numPr>
-      </w:pPr>
-      <w:r>
-        <w:t>/controllers : Logique métier (ex: registerDriver, startRide).</w:t>
+        <w:rPr>
+          <w:sz w:val="40"/>
+          <w:szCs w:val="40"/>
+        </w:rPr>
+      </w:pPr>
+      <w:r>
+        <w:rPr>
+          <w:sz w:val="40"/>
+          <w:szCs w:val="40"/>
+        </w:rPr>
+        <w:t>/</w:t>
+      </w:r>
+      <w:proofErr w:type="spellStart"/>
+      <w:r>
+        <w:rPr>
+          <w:sz w:val="40"/>
+          <w:szCs w:val="40"/>
+        </w:rPr>
+        <w:t>controllers</w:t>
+      </w:r>
+      <w:proofErr w:type="spellEnd"/>
+      <w:r>
+        <w:rPr>
+          <w:sz w:val="40"/>
+          <w:szCs w:val="40"/>
+        </w:rPr>
+        <w:t> : Logique métier (ex: </w:t>
+      </w:r>
+      <w:proofErr w:type="spellStart"/>
+      <w:r>
+        <w:rPr>
+          <w:sz w:val="40"/>
+          <w:szCs w:val="40"/>
+        </w:rPr>
+        <w:t>registerDriver</w:t>
+      </w:r>
+      <w:proofErr w:type="spellEnd"/>
+      <w:r>
+        <w:rPr>
+          <w:sz w:val="40"/>
+          <w:szCs w:val="40"/>
+        </w:rPr>
+        <w:t>, </w:t>
+      </w:r>
+      <w:proofErr w:type="spellStart"/>
+      <w:r>
+        <w:rPr>
+          <w:sz w:val="40"/>
+          <w:szCs w:val="40"/>
+        </w:rPr>
+        <w:t>startRide</w:t>
+      </w:r>
+      <w:proofErr w:type="spellEnd"/>
+      <w:r>
+        <w:rPr>
+          <w:sz w:val="40"/>
+          <w:szCs w:val="40"/>
+        </w:rPr>
+        <w:t>).</w:t>
       </w:r>
     </w:p>
     <w:p>
@@ -140,8 +377,16 @@
           <w:ilvl w:val="1"/>
           <w:numId w:val="1"/>
         </w:numPr>
-      </w:pPr>
-      <w:r>
+        <w:rPr>
+          <w:sz w:val="40"/>
+          <w:szCs w:val="40"/>
+        </w:rPr>
+      </w:pPr>
+      <w:r>
+        <w:rPr>
+          <w:sz w:val="40"/>
+          <w:szCs w:val="40"/>
+        </w:rPr>
         <w:t>/config : Connexion DB (db.js avec pool de connexions).</w:t>
       </w:r>
     </w:p>
@@ -151,9 +396,74 @@
           <w:ilvl w:val="1"/>
           <w:numId w:val="1"/>
         </w:numPr>
-      </w:pPr>
-      <w:r>
-        <w:t>/middlewares : authMiddleware (JWT), uploadMiddleware (Multer).</w:t>
+        <w:rPr>
+          <w:sz w:val="40"/>
+          <w:szCs w:val="40"/>
+          <w:lang w:val="en-US"/>
+        </w:rPr>
+      </w:pPr>
+      <w:r>
+        <w:rPr>
+          <w:sz w:val="40"/>
+          <w:szCs w:val="40"/>
+          <w:lang w:val="en-US"/>
+        </w:rPr>
+        <w:lastRenderedPageBreak/>
+        <w:t>/</w:t>
+      </w:r>
+      <w:proofErr w:type="spellStart"/>
+      <w:r>
+        <w:rPr>
+          <w:sz w:val="40"/>
+          <w:szCs w:val="40"/>
+          <w:lang w:val="en-US"/>
+        </w:rPr>
+        <w:t>middlewares</w:t>
+      </w:r>
+      <w:proofErr w:type="spellEnd"/>
+      <w:r>
+        <w:rPr>
+          <w:sz w:val="40"/>
+          <w:szCs w:val="40"/>
+          <w:lang w:val="en-US"/>
+        </w:rPr>
+        <w:t> : </w:t>
+      </w:r>
+      <w:proofErr w:type="spellStart"/>
+      <w:r>
+        <w:rPr>
+          <w:sz w:val="40"/>
+          <w:szCs w:val="40"/>
+          <w:lang w:val="en-US"/>
+        </w:rPr>
+        <w:t>authMiddleware</w:t>
+      </w:r>
+      <w:proofErr w:type="spellEnd"/>
+      <w:r>
+        <w:rPr>
+          <w:sz w:val="40"/>
+          <w:szCs w:val="40"/>
+          <w:lang w:val="en-US"/>
+        </w:rPr>
+        <w:t> (JWT), </w:t>
+      </w:r>
+      <w:proofErr w:type="spellStart"/>
+      <w:r>
+        <w:rPr>
+          <w:sz w:val="40"/>
+          <w:szCs w:val="40"/>
+          <w:lang w:val="en-US"/>
+        </w:rPr>
+        <w:t>uploadMiddleware</w:t>
+      </w:r>
+      <w:proofErr w:type="spellEnd"/>
+      <w:r>
+        <w:rPr>
+          <w:sz w:val="40"/>
+          <w:szCs w:val="40"/>
+          <w:lang w:val="en-US"/>
+        </w:rPr>
+        <w:t> (Multer).</w:t>
       </w:r>
     </w:p>
     <w:p>
@@ -162,9 +472,49 @@
           <w:ilvl w:val="1"/>
           <w:numId w:val="1"/>
         </w:numPr>
-      </w:pPr>
-      <w:r>
-        <w:t>/utils : Fonctions utilitaires (Calcul distance GPS, Hashage).</w:t>
+        <w:rPr>
+          <w:sz w:val="40"/>
+          <w:szCs w:val="40"/>
+        </w:rPr>
+      </w:pPr>
+      <w:r>
+        <w:rPr>
+          <w:sz w:val="40"/>
+          <w:szCs w:val="40"/>
+        </w:rPr>
+        <w:t>/</w:t>
+      </w:r>
+      <w:proofErr w:type="spellStart"/>
+      <w:r>
+        <w:rPr>
+          <w:sz w:val="40"/>
+          <w:szCs w:val="40"/>
+        </w:rPr>
+        <w:t>utils</w:t>
+      </w:r>
+      <w:proofErr w:type="spellEnd"/>
+      <w:r>
+        <w:rPr>
+          <w:sz w:val="40"/>
+          <w:szCs w:val="40"/>
+        </w:rPr>
+        <w:t xml:space="preserve"> : Fonctions utilitaires (Calcul distance GPS, </w:t>
+      </w:r>
+      <w:proofErr w:type="spellStart"/>
+      <w:r>
+        <w:rPr>
+          <w:sz w:val="40"/>
+          <w:szCs w:val="40"/>
+        </w:rPr>
+        <w:t>Hashage</w:t>
+      </w:r>
+      <w:proofErr w:type="spellEnd"/>
+      <w:r>
+        <w:rPr>
+          <w:sz w:val="40"/>
+          <w:szCs w:val="40"/>
+        </w:rPr>
+        <w:t>).</w:t>
       </w:r>
     </w:p>
     <w:p>
@@ -173,11 +523,17 @@
           <w:ilvl w:val="0"/>
           <w:numId w:val="1"/>
         </w:numPr>
-      </w:pPr>
-      <w:r>
-        <w:rPr>
-          <w:b/>
-          <w:bCs/>
+        <w:rPr>
+          <w:sz w:val="40"/>
+          <w:szCs w:val="40"/>
+        </w:rPr>
+      </w:pPr>
+      <w:r>
+        <w:rPr>
+          <w:b/>
+          <w:bCs/>
+          <w:sz w:val="40"/>
+          <w:szCs w:val="40"/>
         </w:rPr>
         <w:t>Configuration :</w:t>
       </w:r>
@@ -188,8 +544,16 @@
           <w:ilvl w:val="1"/>
           <w:numId w:val="1"/>
         </w:numPr>
-      </w:pPr>
-      <w:r>
+        <w:rPr>
+          <w:sz w:val="40"/>
+          <w:szCs w:val="40"/>
+        </w:rPr>
+      </w:pPr>
+      <w:r>
+        <w:rPr>
+          <w:sz w:val="40"/>
+          <w:szCs w:val="40"/>
+        </w:rPr>
         <w:t>Configurer CORS pour accepter les requêtes de l'app React Native.</w:t>
       </w:r>
     </w:p>
@@ -199,35 +563,75 @@
           <w:ilvl w:val="1"/>
           <w:numId w:val="1"/>
         </w:numPr>
-      </w:pPr>
-      <w:r>
-        <w:t>Tester la connexion à la base de données MySQL sirago_db.</w:t>
-      </w:r>
-    </w:p>
-    <w:p>
-      <w:pPr>
-        <w:rPr>
-          <w:b/>
-          <w:bCs/>
-        </w:rPr>
-      </w:pPr>
-      <w:r>
-        <w:rPr>
-          <w:b/>
-          <w:bCs/>
+        <w:rPr>
+          <w:sz w:val="40"/>
+          <w:szCs w:val="40"/>
+        </w:rPr>
+      </w:pPr>
+      <w:r>
+        <w:rPr>
+          <w:sz w:val="40"/>
+          <w:szCs w:val="40"/>
+        </w:rPr>
+        <w:t>Tester la connexion à la base de données MySQL </w:t>
+      </w:r>
+      <w:proofErr w:type="spellStart"/>
+      <w:r>
+        <w:rPr>
+          <w:sz w:val="40"/>
+          <w:szCs w:val="40"/>
+        </w:rPr>
+        <w:t>sirago_db</w:t>
+      </w:r>
+      <w:proofErr w:type="spellEnd"/>
+      <w:r>
+        <w:rPr>
+          <w:sz w:val="40"/>
+          <w:szCs w:val="40"/>
+        </w:rPr>
+        <w:t>.</w:t>
+      </w:r>
+    </w:p>
+    <w:p>
+      <w:pPr>
+        <w:rPr>
+          <w:b/>
+          <w:bCs/>
+          <w:sz w:val="40"/>
+          <w:szCs w:val="40"/>
+        </w:rPr>
+      </w:pPr>
+      <w:r>
+        <w:rPr>
+          <w:b/>
+          <w:bCs/>
+          <w:sz w:val="40"/>
+          <w:szCs w:val="40"/>
         </w:rPr>
         <w:t>PHASE 2 : Gestion des Identités &amp; KYC (Semaine 2)</w:t>
       </w:r>
     </w:p>
     <w:p>
-      <w:r>
-        <w:rPr>
-          <w:b/>
-          <w:bCs/>
+      <w:pPr>
+        <w:rPr>
+          <w:sz w:val="40"/>
+          <w:szCs w:val="40"/>
+        </w:rPr>
+      </w:pPr>
+      <w:r>
+        <w:rPr>
+          <w:b/>
+          <w:bCs/>
+          <w:sz w:val="40"/>
+          <w:szCs w:val="40"/>
         </w:rPr>
         <w:t>Objectif :</w:t>
       </w:r>
       <w:r>
+        <w:rPr>
+          <w:sz w:val="40"/>
+          <w:szCs w:val="40"/>
+        </w:rPr>
         <w:t> Gérer les utilisateurs et valider les chauffeurs (Conformité).</w:t>
       </w:r>
     </w:p>
@@ -237,13 +641,79 @@
           <w:ilvl w:val="0"/>
           <w:numId w:val="2"/>
         </w:numPr>
-      </w:pPr>
-      <w:r>
-        <w:rPr>
-          <w:b/>
-          <w:bCs/>
-        </w:rPr>
-        <w:t>Inscription Passager (/auth/register/passenger) :</w:t>
+        <w:rPr>
+          <w:sz w:val="40"/>
+          <w:szCs w:val="40"/>
+        </w:rPr>
+      </w:pPr>
+      <w:r>
+        <w:rPr>
+          <w:b/>
+          <w:bCs/>
+          <w:sz w:val="40"/>
+          <w:szCs w:val="40"/>
+        </w:rPr>
+        <w:t>Inscription Passager (/</w:t>
+      </w:r>
+      <w:proofErr w:type="spellStart"/>
+      <w:r>
+        <w:rPr>
+          <w:b/>
+          <w:bCs/>
+          <w:sz w:val="40"/>
+          <w:szCs w:val="40"/>
+        </w:rPr>
+        <w:t>auth</w:t>
+      </w:r>
+      <w:proofErr w:type="spellEnd"/>
+      <w:r>
+        <w:rPr>
+          <w:b/>
+          <w:bCs/>
+          <w:sz w:val="40"/>
+          <w:szCs w:val="40"/>
+        </w:rPr>
+        <w:t>/</w:t>
+      </w:r>
+      <w:proofErr w:type="spellStart"/>
+      <w:r>
+        <w:rPr>
+          <w:b/>
+          <w:bCs/>
+          <w:sz w:val="40"/>
+          <w:szCs w:val="40"/>
+        </w:rPr>
+        <w:t>register</w:t>
+      </w:r>
+      <w:proofErr w:type="spellEnd"/>
+      <w:r>
+        <w:rPr>
+          <w:b/>
+          <w:bCs/>
+          <w:sz w:val="40"/>
+          <w:szCs w:val="40"/>
+        </w:rPr>
+        <w:t>/</w:t>
+      </w:r>
+      <w:proofErr w:type="spellStart"/>
+      <w:r>
+        <w:rPr>
+          <w:b/>
+          <w:bCs/>
+          <w:sz w:val="40"/>
+          <w:szCs w:val="40"/>
+        </w:rPr>
+        <w:t>passenger</w:t>
+      </w:r>
+      <w:proofErr w:type="spellEnd"/>
+      <w:r>
+        <w:rPr>
+          <w:b/>
+          <w:bCs/>
+          <w:sz w:val="40"/>
+          <w:szCs w:val="40"/>
+        </w:rPr>
+        <w:t>) :</w:t>
       </w:r>
     </w:p>
     <w:p>
@@ -252,9 +722,49 @@
           <w:ilvl w:val="1"/>
           <w:numId w:val="2"/>
         </w:numPr>
-      </w:pPr>
-      <w:r>
-        <w:t>Création dans la table users (role='PASSENGER').</w:t>
+        <w:rPr>
+          <w:sz w:val="40"/>
+          <w:szCs w:val="40"/>
+        </w:rPr>
+      </w:pPr>
+      <w:r>
+        <w:rPr>
+          <w:sz w:val="40"/>
+          <w:szCs w:val="40"/>
+        </w:rPr>
+        <w:t>Création dans la table </w:t>
+      </w:r>
+      <w:proofErr w:type="spellStart"/>
+      <w:r>
+        <w:rPr>
+          <w:sz w:val="40"/>
+          <w:szCs w:val="40"/>
+        </w:rPr>
+        <w:t>users</w:t>
+      </w:r>
+      <w:proofErr w:type="spellEnd"/>
+      <w:r>
+        <w:rPr>
+          <w:sz w:val="40"/>
+          <w:szCs w:val="40"/>
+        </w:rPr>
+        <w:t> (</w:t>
+      </w:r>
+      <w:proofErr w:type="spellStart"/>
+      <w:r>
+        <w:rPr>
+          <w:sz w:val="40"/>
+          <w:szCs w:val="40"/>
+        </w:rPr>
+        <w:t>role</w:t>
+      </w:r>
+      <w:proofErr w:type="spellEnd"/>
+      <w:r>
+        <w:rPr>
+          <w:sz w:val="40"/>
+          <w:szCs w:val="40"/>
+        </w:rPr>
+        <w:t>='PASSENGER').</w:t>
       </w:r>
     </w:p>
     <w:p>
@@ -263,9 +773,42 @@
           <w:ilvl w:val="1"/>
           <w:numId w:val="2"/>
         </w:numPr>
-      </w:pPr>
-      <w:r>
-        <w:t>Hashage du mot de passe (bcrypt).</w:t>
+        <w:rPr>
+          <w:sz w:val="40"/>
+          <w:szCs w:val="40"/>
+        </w:rPr>
+      </w:pPr>
+      <w:proofErr w:type="spellStart"/>
+      <w:r>
+        <w:rPr>
+          <w:sz w:val="40"/>
+          <w:szCs w:val="40"/>
+        </w:rPr>
+        <w:t>Hashage</w:t>
+      </w:r>
+      <w:proofErr w:type="spellEnd"/>
+      <w:r>
+        <w:rPr>
+          <w:sz w:val="40"/>
+          <w:szCs w:val="40"/>
+        </w:rPr>
+        <w:t xml:space="preserve"> du mot de passe (</w:t>
+      </w:r>
+      <w:proofErr w:type="spellStart"/>
+      <w:r>
+        <w:rPr>
+          <w:sz w:val="40"/>
+          <w:szCs w:val="40"/>
+        </w:rPr>
+        <w:t>bcrypt</w:t>
+      </w:r>
+      <w:proofErr w:type="spellEnd"/>
+      <w:r>
+        <w:rPr>
+          <w:sz w:val="40"/>
+          <w:szCs w:val="40"/>
+        </w:rPr>
+        <w:t>).</w:t>
       </w:r>
     </w:p>
     <w:p>
@@ -274,13 +817,59 @@
           <w:ilvl w:val="0"/>
           <w:numId w:val="2"/>
         </w:numPr>
-      </w:pPr>
-      <w:r>
-        <w:rPr>
-          <w:b/>
-          <w:bCs/>
-        </w:rPr>
-        <w:t>Inscription Chauffeur &amp; Documents (/auth/register/driver) :</w:t>
+        <w:rPr>
+          <w:sz w:val="40"/>
+          <w:szCs w:val="40"/>
+        </w:rPr>
+      </w:pPr>
+      <w:r>
+        <w:rPr>
+          <w:b/>
+          <w:bCs/>
+          <w:sz w:val="40"/>
+          <w:szCs w:val="40"/>
+        </w:rPr>
+        <w:t>Inscription Chauffeur &amp; Documents (/</w:t>
+      </w:r>
+      <w:proofErr w:type="spellStart"/>
+      <w:r>
+        <w:rPr>
+          <w:b/>
+          <w:bCs/>
+          <w:sz w:val="40"/>
+          <w:szCs w:val="40"/>
+        </w:rPr>
+        <w:t>auth</w:t>
+      </w:r>
+      <w:proofErr w:type="spellEnd"/>
+      <w:r>
+        <w:rPr>
+          <w:b/>
+          <w:bCs/>
+          <w:sz w:val="40"/>
+          <w:szCs w:val="40"/>
+        </w:rPr>
+        <w:t>/</w:t>
+      </w:r>
+      <w:proofErr w:type="spellStart"/>
+      <w:r>
+        <w:rPr>
+          <w:b/>
+          <w:bCs/>
+          <w:sz w:val="40"/>
+          <w:szCs w:val="40"/>
+        </w:rPr>
+        <w:t>register</w:t>
+      </w:r>
+      <w:proofErr w:type="spellEnd"/>
+      <w:r>
+        <w:rPr>
+          <w:b/>
+          <w:bCs/>
+          <w:sz w:val="40"/>
+          <w:szCs w:val="40"/>
+        </w:rPr>
+        <w:t>/driver) :</w:t>
       </w:r>
     </w:p>
     <w:p>
@@ -289,9 +878,50 @@
           <w:ilvl w:val="1"/>
           <w:numId w:val="2"/>
         </w:numPr>
-      </w:pPr>
-      <w:r>
-        <w:t>Création dans users (role='DRIVER') et drivers.</w:t>
+        <w:rPr>
+          <w:sz w:val="40"/>
+          <w:szCs w:val="40"/>
+        </w:rPr>
+      </w:pPr>
+      <w:r>
+        <w:rPr>
+          <w:sz w:val="40"/>
+          <w:szCs w:val="40"/>
+        </w:rPr>
+        <w:lastRenderedPageBreak/>
+        <w:t>Création dans </w:t>
+      </w:r>
+      <w:proofErr w:type="spellStart"/>
+      <w:r>
+        <w:rPr>
+          <w:sz w:val="40"/>
+          <w:szCs w:val="40"/>
+        </w:rPr>
+        <w:t>users</w:t>
+      </w:r>
+      <w:proofErr w:type="spellEnd"/>
+      <w:r>
+        <w:rPr>
+          <w:sz w:val="40"/>
+          <w:szCs w:val="40"/>
+        </w:rPr>
+        <w:t> (</w:t>
+      </w:r>
+      <w:proofErr w:type="spellStart"/>
+      <w:r>
+        <w:rPr>
+          <w:sz w:val="40"/>
+          <w:szCs w:val="40"/>
+        </w:rPr>
+        <w:t>role</w:t>
+      </w:r>
+      <w:proofErr w:type="spellEnd"/>
+      <w:r>
+        <w:rPr>
+          <w:sz w:val="40"/>
+          <w:szCs w:val="40"/>
+        </w:rPr>
+        <w:t>='DRIVER') et drivers.</w:t>
       </w:r>
     </w:p>
     <w:p>
@@ -300,25 +930,52 @@
           <w:ilvl w:val="1"/>
           <w:numId w:val="2"/>
         </w:numPr>
-      </w:pPr>
-      <w:r>
-        <w:rPr>
-          <w:b/>
-          <w:bCs/>
-        </w:rPr>
-        <w:t>Upload KYC :</w:t>
-      </w:r>
-      <w:r>
+        <w:rPr>
+          <w:sz w:val="40"/>
+          <w:szCs w:val="40"/>
+        </w:rPr>
+      </w:pPr>
+      <w:proofErr w:type="spellStart"/>
+      <w:r>
+        <w:rPr>
+          <w:b/>
+          <w:bCs/>
+          <w:sz w:val="40"/>
+          <w:szCs w:val="40"/>
+        </w:rPr>
+        <w:t>Upload</w:t>
+      </w:r>
+      <w:proofErr w:type="spellEnd"/>
+      <w:r>
+        <w:rPr>
+          <w:b/>
+          <w:bCs/>
+          <w:sz w:val="40"/>
+          <w:szCs w:val="40"/>
+        </w:rPr>
+        <w:t xml:space="preserve"> KYC :</w:t>
+      </w:r>
+      <w:r>
+        <w:rPr>
+          <w:sz w:val="40"/>
+          <w:szCs w:val="40"/>
+        </w:rPr>
         <w:t> Utilisation de </w:t>
       </w:r>
       <w:r>
         <w:rPr>
           <w:b/>
           <w:bCs/>
+          <w:sz w:val="40"/>
+          <w:szCs w:val="40"/>
         </w:rPr>
         <w:t>Multer</w:t>
       </w:r>
       <w:r>
+        <w:rPr>
+          <w:sz w:val="40"/>
+          <w:szCs w:val="40"/>
+        </w:rPr>
         <w:t> pour recevoir les images (Permis, CNI).</w:t>
       </w:r>
     </w:p>
@@ -328,9 +985,49 @@
           <w:ilvl w:val="1"/>
           <w:numId w:val="2"/>
         </w:numPr>
-      </w:pPr>
-      <w:r>
-        <w:t>Stockage des chemins de fichiers dans drivers.license_image_url et drivers.id_card_image_url.</w:t>
+        <w:rPr>
+          <w:sz w:val="40"/>
+          <w:szCs w:val="40"/>
+        </w:rPr>
+      </w:pPr>
+      <w:r>
+        <w:rPr>
+          <w:sz w:val="40"/>
+          <w:szCs w:val="40"/>
+        </w:rPr>
+        <w:t>Stockage des chemins de fichiers dans </w:t>
+      </w:r>
+      <w:proofErr w:type="spellStart"/>
+      <w:r>
+        <w:rPr>
+          <w:sz w:val="40"/>
+          <w:szCs w:val="40"/>
+        </w:rPr>
+        <w:t>drivers.license_image_url</w:t>
+      </w:r>
+      <w:proofErr w:type="spellEnd"/>
+      <w:r>
+        <w:rPr>
+          <w:sz w:val="40"/>
+          <w:szCs w:val="40"/>
+        </w:rPr>
+        <w:t> et </w:t>
+      </w:r>
+      <w:proofErr w:type="spellStart"/>
+      <w:r>
+        <w:rPr>
+          <w:sz w:val="40"/>
+          <w:szCs w:val="40"/>
+        </w:rPr>
+        <w:t>drivers.id_card_image_url</w:t>
+      </w:r>
+      <w:proofErr w:type="spellEnd"/>
+      <w:r>
+        <w:rPr>
+          <w:sz w:val="40"/>
+          <w:szCs w:val="40"/>
+        </w:rPr>
+        <w:t>.</w:t>
       </w:r>
     </w:p>
     <w:p>
@@ -339,13 +1036,20 @@
           <w:ilvl w:val="0"/>
           <w:numId w:val="2"/>
         </w:numPr>
-      </w:pPr>
-      <w:r>
-        <w:rPr>
-          <w:b/>
-          <w:bCs/>
-        </w:rPr>
-        <w:lastRenderedPageBreak/>
+        <w:rPr>
+          <w:sz w:val="40"/>
+          <w:szCs w:val="40"/>
+          <w:lang w:val="en-US"/>
+        </w:rPr>
+      </w:pPr>
+      <w:r>
+        <w:rPr>
+          <w:b/>
+          <w:bCs/>
+          <w:sz w:val="40"/>
+          <w:szCs w:val="40"/>
+          <w:lang w:val="en-US"/>
+        </w:rPr>
         <w:t>Back-office Admin (/admin/drivers) :</w:t>
       </w:r>
     </w:p>
@@ -355,9 +1059,33 @@
           <w:ilvl w:val="1"/>
           <w:numId w:val="2"/>
         </w:numPr>
-      </w:pPr>
-      <w:r>
-        <w:t>API pour lister les chauffeurs en attente (is_verified = FALSE).</w:t>
+        <w:rPr>
+          <w:sz w:val="40"/>
+          <w:szCs w:val="40"/>
+        </w:rPr>
+      </w:pPr>
+      <w:r>
+        <w:rPr>
+          <w:sz w:val="40"/>
+          <w:szCs w:val="40"/>
+        </w:rPr>
+        <w:t>API pour lister les chauffeurs en attente (</w:t>
+      </w:r>
+      <w:proofErr w:type="spellStart"/>
+      <w:r>
+        <w:rPr>
+          <w:sz w:val="40"/>
+          <w:szCs w:val="40"/>
+        </w:rPr>
+        <w:t>is_verified</w:t>
+      </w:r>
+      <w:proofErr w:type="spellEnd"/>
+      <w:r>
+        <w:rPr>
+          <w:sz w:val="40"/>
+          <w:szCs w:val="40"/>
+        </w:rPr>
+        <w:t xml:space="preserve"> = FALSE).</w:t>
       </w:r>
     </w:p>
     <w:p>
@@ -366,35 +1094,75 @@
           <w:ilvl w:val="1"/>
           <w:numId w:val="2"/>
         </w:numPr>
-      </w:pPr>
-      <w:r>
-        <w:t>API pour valider un chauffeur (UPDATE drivers SET is_verified = TRUE).</w:t>
-      </w:r>
-    </w:p>
-    <w:p>
-      <w:pPr>
-        <w:rPr>
-          <w:b/>
-          <w:bCs/>
-        </w:rPr>
-      </w:pPr>
-      <w:r>
-        <w:rPr>
-          <w:b/>
-          <w:bCs/>
+        <w:rPr>
+          <w:sz w:val="40"/>
+          <w:szCs w:val="40"/>
+        </w:rPr>
+      </w:pPr>
+      <w:r>
+        <w:rPr>
+          <w:sz w:val="40"/>
+          <w:szCs w:val="40"/>
+        </w:rPr>
+        <w:t xml:space="preserve">API pour valider un chauffeur (UPDATE drivers SET </w:t>
+      </w:r>
+      <w:proofErr w:type="spellStart"/>
+      <w:r>
+        <w:rPr>
+          <w:sz w:val="40"/>
+          <w:szCs w:val="40"/>
+        </w:rPr>
+        <w:t>is_verified</w:t>
+      </w:r>
+      <w:proofErr w:type="spellEnd"/>
+      <w:r>
+        <w:rPr>
+          <w:sz w:val="40"/>
+          <w:szCs w:val="40"/>
+        </w:rPr>
+        <w:t xml:space="preserve"> = TRUE).</w:t>
+      </w:r>
+    </w:p>
+    <w:p>
+      <w:pPr>
+        <w:rPr>
+          <w:b/>
+          <w:bCs/>
+          <w:sz w:val="40"/>
+          <w:szCs w:val="40"/>
+        </w:rPr>
+      </w:pPr>
+      <w:r>
+        <w:rPr>
+          <w:b/>
+          <w:bCs/>
+          <w:sz w:val="40"/>
+          <w:szCs w:val="40"/>
         </w:rPr>
         <w:t>PHASE 3 : Le Cœur de l'App (Marketplace &amp; Ride) (Semaine 3)</w:t>
       </w:r>
     </w:p>
     <w:p>
-      <w:r>
-        <w:rPr>
-          <w:b/>
-          <w:bCs/>
+      <w:pPr>
+        <w:rPr>
+          <w:sz w:val="40"/>
+          <w:szCs w:val="40"/>
+        </w:rPr>
+      </w:pPr>
+      <w:r>
+        <w:rPr>
+          <w:b/>
+          <w:bCs/>
+          <w:sz w:val="40"/>
+          <w:szCs w:val="40"/>
         </w:rPr>
         <w:t>Objectif :</w:t>
       </w:r>
       <w:r>
+        <w:rPr>
+          <w:sz w:val="40"/>
+          <w:szCs w:val="40"/>
+        </w:rPr>
         <w:t> Lancer une course sécurisée.</w:t>
       </w:r>
     </w:p>
@@ -404,13 +1172,39 @@
           <w:ilvl w:val="0"/>
           <w:numId w:val="3"/>
         </w:numPr>
-      </w:pPr>
-      <w:r>
-        <w:rPr>
-          <w:b/>
-          <w:bCs/>
-        </w:rPr>
-        <w:t>Smart Pickup (POIs) (/pois) :</w:t>
+        <w:rPr>
+          <w:sz w:val="40"/>
+          <w:szCs w:val="40"/>
+        </w:rPr>
+      </w:pPr>
+      <w:r>
+        <w:rPr>
+          <w:b/>
+          <w:bCs/>
+          <w:sz w:val="40"/>
+          <w:szCs w:val="40"/>
+        </w:rPr>
+        <w:t>Smart Pickup (</w:t>
+      </w:r>
+      <w:proofErr w:type="spellStart"/>
+      <w:r>
+        <w:rPr>
+          <w:b/>
+          <w:bCs/>
+          <w:sz w:val="40"/>
+          <w:szCs w:val="40"/>
+        </w:rPr>
+        <w:t>POIs</w:t>
+      </w:r>
+      <w:proofErr w:type="spellEnd"/>
+      <w:r>
+        <w:rPr>
+          <w:b/>
+          <w:bCs/>
+          <w:sz w:val="40"/>
+          <w:szCs w:val="40"/>
+        </w:rPr>
+        <w:t>) (/pois) :</w:t>
       </w:r>
     </w:p>
     <w:p>
@@ -419,9 +1213,33 @@
           <w:ilvl w:val="1"/>
           <w:numId w:val="3"/>
         </w:numPr>
-      </w:pPr>
-      <w:r>
-        <w:t>API pour lister les points de rassemblement (SELECT * FROM pois WHERE is_verified=TRUE).</w:t>
+        <w:rPr>
+          <w:sz w:val="40"/>
+          <w:szCs w:val="40"/>
+        </w:rPr>
+      </w:pPr>
+      <w:r>
+        <w:rPr>
+          <w:sz w:val="40"/>
+          <w:szCs w:val="40"/>
+        </w:rPr>
+        <w:t xml:space="preserve">API pour lister les points de rassemblement (SELECT * FROM pois WHERE </w:t>
+      </w:r>
+      <w:proofErr w:type="spellStart"/>
+      <w:r>
+        <w:rPr>
+          <w:sz w:val="40"/>
+          <w:szCs w:val="40"/>
+        </w:rPr>
+        <w:t>is_verified</w:t>
+      </w:r>
+      <w:proofErr w:type="spellEnd"/>
+      <w:r>
+        <w:rPr>
+          <w:sz w:val="40"/>
+          <w:szCs w:val="40"/>
+        </w:rPr>
+        <w:t>=TRUE).</w:t>
       </w:r>
     </w:p>
     <w:p>
@@ -430,8 +1248,16 @@
           <w:ilvl w:val="1"/>
           <w:numId w:val="3"/>
         </w:numPr>
-      </w:pPr>
-      <w:r>
+        <w:rPr>
+          <w:sz w:val="40"/>
+          <w:szCs w:val="40"/>
+        </w:rPr>
+      </w:pPr>
+      <w:r>
+        <w:rPr>
+          <w:sz w:val="40"/>
+          <w:szCs w:val="40"/>
+        </w:rPr>
         <w:t>Permet au passager de choisir un point sûr.</w:t>
       </w:r>
     </w:p>
@@ -441,13 +1267,59 @@
           <w:ilvl w:val="0"/>
           <w:numId w:val="3"/>
         </w:numPr>
-      </w:pPr>
-      <w:r>
-        <w:rPr>
-          <w:b/>
-          <w:bCs/>
-        </w:rPr>
-        <w:t>Signature du Contrat (/driver/contract/sign) :</w:t>
+        <w:rPr>
+          <w:sz w:val="40"/>
+          <w:szCs w:val="40"/>
+        </w:rPr>
+      </w:pPr>
+      <w:r>
+        <w:rPr>
+          <w:b/>
+          <w:bCs/>
+          <w:sz w:val="40"/>
+          <w:szCs w:val="40"/>
+        </w:rPr>
+        <w:t>Signature du Contrat (/driver/</w:t>
+      </w:r>
+      <w:proofErr w:type="spellStart"/>
+      <w:r>
+        <w:rPr>
+          <w:b/>
+          <w:bCs/>
+          <w:sz w:val="40"/>
+          <w:szCs w:val="40"/>
+        </w:rPr>
+        <w:t>contract</w:t>
+      </w:r>
+      <w:proofErr w:type="spellEnd"/>
+      <w:r>
+        <w:rPr>
+          <w:b/>
+          <w:bCs/>
+          <w:sz w:val="40"/>
+          <w:szCs w:val="40"/>
+        </w:rPr>
+        <w:t>/</w:t>
+      </w:r>
+      <w:proofErr w:type="spellStart"/>
+      <w:r>
+        <w:rPr>
+          <w:b/>
+          <w:bCs/>
+          <w:sz w:val="40"/>
+          <w:szCs w:val="40"/>
+        </w:rPr>
+        <w:t>sign</w:t>
+      </w:r>
+      <w:proofErr w:type="spellEnd"/>
+      <w:r>
+        <w:rPr>
+          <w:b/>
+          <w:bCs/>
+          <w:sz w:val="40"/>
+          <w:szCs w:val="40"/>
+        </w:rPr>
+        <w:t>) :</w:t>
       </w:r>
     </w:p>
     <w:p>
@@ -456,8 +1328,17 @@
           <w:ilvl w:val="1"/>
           <w:numId w:val="3"/>
         </w:numPr>
-      </w:pPr>
-      <w:r>
+        <w:rPr>
+          <w:sz w:val="40"/>
+          <w:szCs w:val="40"/>
+        </w:rPr>
+      </w:pPr>
+      <w:r>
+        <w:rPr>
+          <w:sz w:val="40"/>
+          <w:szCs w:val="40"/>
+        </w:rPr>
+        <w:lastRenderedPageBreak/>
         <w:t>Endpoint appelé avant la prise de service.</w:t>
       </w:r>
     </w:p>
@@ -467,9 +1348,55 @@
           <w:ilvl w:val="1"/>
           <w:numId w:val="3"/>
         </w:numPr>
-      </w:pPr>
-      <w:r>
-        <w:t>Mise à jour : UPDATE drivers SET has_signed_contract = TRUE, contract_signed_at = NOW().</w:t>
+        <w:rPr>
+          <w:sz w:val="40"/>
+          <w:szCs w:val="40"/>
+          <w:lang w:val="en-US"/>
+        </w:rPr>
+      </w:pPr>
+      <w:r>
+        <w:rPr>
+          <w:sz w:val="40"/>
+          <w:szCs w:val="40"/>
+          <w:lang w:val="en-US"/>
+        </w:rPr>
+        <w:t xml:space="preserve">Mise à jour : UPDATE drivers SET </w:t>
+      </w:r>
+      <w:proofErr w:type="spellStart"/>
+      <w:r>
+        <w:rPr>
+          <w:sz w:val="40"/>
+          <w:szCs w:val="40"/>
+          <w:lang w:val="en-US"/>
+        </w:rPr>
+        <w:t>has_signed_contract</w:t>
+      </w:r>
+      <w:proofErr w:type="spellEnd"/>
+      <w:r>
+        <w:rPr>
+          <w:sz w:val="40"/>
+          <w:szCs w:val="40"/>
+          <w:lang w:val="en-US"/>
+        </w:rPr>
+        <w:t xml:space="preserve"> = TRUE, </w:t>
+      </w:r>
+      <w:proofErr w:type="spellStart"/>
+      <w:r>
+        <w:rPr>
+          <w:sz w:val="40"/>
+          <w:szCs w:val="40"/>
+          <w:lang w:val="en-US"/>
+        </w:rPr>
+        <w:t>contract_signed_at</w:t>
+      </w:r>
+      <w:proofErr w:type="spellEnd"/>
+      <w:r>
+        <w:rPr>
+          <w:sz w:val="40"/>
+          <w:szCs w:val="40"/>
+          <w:lang w:val="en-US"/>
+        </w:rPr>
+        <w:t xml:space="preserve"> = NOW().</w:t>
       </w:r>
     </w:p>
     <w:p>
@@ -478,13 +1405,39 @@
           <w:ilvl w:val="0"/>
           <w:numId w:val="3"/>
         </w:numPr>
-      </w:pPr>
-      <w:r>
-        <w:rPr>
-          <w:b/>
-          <w:bCs/>
-        </w:rPr>
-        <w:t>Commande de Course (/rides/request) :</w:t>
+        <w:rPr>
+          <w:sz w:val="40"/>
+          <w:szCs w:val="40"/>
+        </w:rPr>
+      </w:pPr>
+      <w:r>
+        <w:rPr>
+          <w:b/>
+          <w:bCs/>
+          <w:sz w:val="40"/>
+          <w:szCs w:val="40"/>
+        </w:rPr>
+        <w:t>Commande de Course (/rides/</w:t>
+      </w:r>
+      <w:proofErr w:type="spellStart"/>
+      <w:r>
+        <w:rPr>
+          <w:b/>
+          <w:bCs/>
+          <w:sz w:val="40"/>
+          <w:szCs w:val="40"/>
+        </w:rPr>
+        <w:t>request</w:t>
+      </w:r>
+      <w:proofErr w:type="spellEnd"/>
+      <w:r>
+        <w:rPr>
+          <w:b/>
+          <w:bCs/>
+          <w:sz w:val="40"/>
+          <w:szCs w:val="40"/>
+        </w:rPr>
+        <w:t>) :</w:t>
       </w:r>
     </w:p>
     <w:p>
@@ -493,8 +1446,16 @@
           <w:ilvl w:val="1"/>
           <w:numId w:val="3"/>
         </w:numPr>
-      </w:pPr>
-      <w:r>
+        <w:rPr>
+          <w:sz w:val="40"/>
+          <w:szCs w:val="40"/>
+        </w:rPr>
+      </w:pPr>
+      <w:r>
+        <w:rPr>
+          <w:sz w:val="40"/>
+          <w:szCs w:val="40"/>
+        </w:rPr>
         <w:t>Création d'une ligne dans rides avec :</w:t>
       </w:r>
     </w:p>
@@ -504,10 +1465,20 @@
           <w:ilvl w:val="2"/>
           <w:numId w:val="3"/>
         </w:numPr>
-      </w:pPr>
-      <w:r>
+        <w:rPr>
+          <w:sz w:val="40"/>
+          <w:szCs w:val="40"/>
+        </w:rPr>
+      </w:pPr>
+      <w:proofErr w:type="spellStart"/>
+      <w:r>
+        <w:rPr>
+          <w:sz w:val="40"/>
+          <w:szCs w:val="40"/>
+        </w:rPr>
         <w:t>passenger_id</w:t>
       </w:r>
+      <w:proofErr w:type="spellEnd"/>
     </w:p>
     <w:p>
       <w:pPr>
@@ -515,10 +1486,36 @@
           <w:ilvl w:val="2"/>
           <w:numId w:val="3"/>
         </w:numPr>
-      </w:pPr>
-      <w:r>
-        <w:t>pickup_lat/lng</w:t>
-      </w:r>
+        <w:rPr>
+          <w:sz w:val="40"/>
+          <w:szCs w:val="40"/>
+        </w:rPr>
+      </w:pPr>
+      <w:proofErr w:type="spellStart"/>
+      <w:r>
+        <w:rPr>
+          <w:sz w:val="40"/>
+          <w:szCs w:val="40"/>
+        </w:rPr>
+        <w:t>pickup_lat</w:t>
+      </w:r>
+      <w:proofErr w:type="spellEnd"/>
+      <w:r>
+        <w:rPr>
+          <w:sz w:val="40"/>
+          <w:szCs w:val="40"/>
+        </w:rPr>
+        <w:t>/</w:t>
+      </w:r>
+      <w:proofErr w:type="spellStart"/>
+      <w:r>
+        <w:rPr>
+          <w:sz w:val="40"/>
+          <w:szCs w:val="40"/>
+        </w:rPr>
+        <w:t>lng</w:t>
+      </w:r>
+      <w:proofErr w:type="spellEnd"/>
     </w:p>
     <w:p>
       <w:pPr>
@@ -526,9 +1523,47 @@
           <w:ilvl w:val="2"/>
           <w:numId w:val="3"/>
         </w:numPr>
-      </w:pPr>
-      <w:r>
-        <w:t>poi_id (si Smart Pickup utilisé)</w:t>
+        <w:rPr>
+          <w:sz w:val="40"/>
+          <w:szCs w:val="40"/>
+          <w:lang w:val="it-IT"/>
+        </w:rPr>
+      </w:pPr>
+      <w:proofErr w:type="spellStart"/>
+      <w:r>
+        <w:rPr>
+          <w:sz w:val="40"/>
+          <w:szCs w:val="40"/>
+          <w:lang w:val="it-IT"/>
+        </w:rPr>
+        <w:t>poi_id</w:t>
+      </w:r>
+      <w:proofErr w:type="spellEnd"/>
+      <w:r>
+        <w:rPr>
+          <w:sz w:val="40"/>
+          <w:szCs w:val="40"/>
+          <w:lang w:val="it-IT"/>
+        </w:rPr>
+        <w:t xml:space="preserve"> (si Smart Pickup </w:t>
+      </w:r>
+      <w:proofErr w:type="spellStart"/>
+      <w:r>
+        <w:rPr>
+          <w:sz w:val="40"/>
+          <w:szCs w:val="40"/>
+          <w:lang w:val="it-IT"/>
+        </w:rPr>
+        <w:t>utilisé</w:t>
+      </w:r>
+      <w:proofErr w:type="spellEnd"/>
+      <w:r>
+        <w:rPr>
+          <w:sz w:val="40"/>
+          <w:szCs w:val="40"/>
+          <w:lang w:val="it-IT"/>
+        </w:rPr>
+        <w:t>)</w:t>
       </w:r>
     </w:p>
     <w:p>
@@ -537,15 +1572,27 @@
           <w:ilvl w:val="2"/>
           <w:numId w:val="3"/>
         </w:numPr>
-      </w:pPr>
-      <w:r>
-        <w:rPr>
-          <w:b/>
-          <w:bCs/>
+        <w:rPr>
+          <w:sz w:val="40"/>
+          <w:szCs w:val="40"/>
+        </w:rPr>
+      </w:pPr>
+      <w:proofErr w:type="spellStart"/>
+      <w:r>
+        <w:rPr>
+          <w:b/>
+          <w:bCs/>
+          <w:sz w:val="40"/>
+          <w:szCs w:val="40"/>
         </w:rPr>
         <w:t>active_contact_phone</w:t>
       </w:r>
-      <w:r>
+      <w:proofErr w:type="spellEnd"/>
+      <w:r>
+        <w:rPr>
+          <w:sz w:val="40"/>
+          <w:szCs w:val="40"/>
+        </w:rPr>
         <w:t> (Le Proche Dynamique pour ce trajet spécifique).</w:t>
       </w:r>
     </w:p>
@@ -555,8 +1602,16 @@
           <w:ilvl w:val="1"/>
           <w:numId w:val="3"/>
         </w:numPr>
-      </w:pPr>
-      <w:r>
+        <w:rPr>
+          <w:sz w:val="40"/>
+          <w:szCs w:val="40"/>
+        </w:rPr>
+      </w:pPr>
+      <w:r>
+        <w:rPr>
+          <w:sz w:val="40"/>
+          <w:szCs w:val="40"/>
+        </w:rPr>
         <w:t>Statut initial : REQUESTED.</w:t>
       </w:r>
     </w:p>
@@ -566,13 +1621,39 @@
           <w:ilvl w:val="0"/>
           <w:numId w:val="3"/>
         </w:numPr>
-      </w:pPr>
-      <w:r>
-        <w:rPr>
-          <w:b/>
-          <w:bCs/>
-        </w:rPr>
-        <w:t>Acceptation &amp; Suivi (/rides/accept) :</w:t>
+        <w:rPr>
+          <w:sz w:val="40"/>
+          <w:szCs w:val="40"/>
+        </w:rPr>
+      </w:pPr>
+      <w:r>
+        <w:rPr>
+          <w:b/>
+          <w:bCs/>
+          <w:sz w:val="40"/>
+          <w:szCs w:val="40"/>
+        </w:rPr>
+        <w:t>Acceptation &amp; Suivi (/rides/</w:t>
+      </w:r>
+      <w:proofErr w:type="spellStart"/>
+      <w:r>
+        <w:rPr>
+          <w:b/>
+          <w:bCs/>
+          <w:sz w:val="40"/>
+          <w:szCs w:val="40"/>
+        </w:rPr>
+        <w:t>accept</w:t>
+      </w:r>
+      <w:proofErr w:type="spellEnd"/>
+      <w:r>
+        <w:rPr>
+          <w:b/>
+          <w:bCs/>
+          <w:sz w:val="40"/>
+          <w:szCs w:val="40"/>
+        </w:rPr>
+        <w:t>) :</w:t>
       </w:r>
     </w:p>
     <w:p>
@@ -581,9 +1662,49 @@
           <w:ilvl w:val="1"/>
           <w:numId w:val="3"/>
         </w:numPr>
-      </w:pPr>
-      <w:r>
-        <w:t>Le chauffeur accepte -&gt; UPDATE rides SET driver_id = ?, status = 'ACCEPTED'.</w:t>
+        <w:rPr>
+          <w:sz w:val="40"/>
+          <w:szCs w:val="40"/>
+        </w:rPr>
+      </w:pPr>
+      <w:r>
+        <w:rPr>
+          <w:sz w:val="40"/>
+          <w:szCs w:val="40"/>
+        </w:rPr>
+        <w:t xml:space="preserve">Le chauffeur accepte -&gt; UPDATE rides SET </w:t>
+      </w:r>
+      <w:proofErr w:type="spellStart"/>
+      <w:r>
+        <w:rPr>
+          <w:sz w:val="40"/>
+          <w:szCs w:val="40"/>
+        </w:rPr>
+        <w:t>driver_id</w:t>
+      </w:r>
+      <w:proofErr w:type="spellEnd"/>
+      <w:r>
+        <w:rPr>
+          <w:sz w:val="40"/>
+          <w:szCs w:val="40"/>
+        </w:rPr>
+        <w:t xml:space="preserve"> = ?, </w:t>
+      </w:r>
+      <w:proofErr w:type="spellStart"/>
+      <w:r>
+        <w:rPr>
+          <w:sz w:val="40"/>
+          <w:szCs w:val="40"/>
+        </w:rPr>
+        <w:t>status</w:t>
+      </w:r>
+      <w:proofErr w:type="spellEnd"/>
+      <w:r>
+        <w:rPr>
+          <w:sz w:val="40"/>
+          <w:szCs w:val="40"/>
+        </w:rPr>
+        <w:t xml:space="preserve"> = 'ACCEPTED'.</w:t>
       </w:r>
     </w:p>
     <w:p>
@@ -592,35 +1713,75 @@
           <w:ilvl w:val="1"/>
           <w:numId w:val="3"/>
         </w:numPr>
-      </w:pPr>
-      <w:r>
-        <w:t>Mise à jour "En route" -&gt; status = 'IN_PROGRESS'.</w:t>
-      </w:r>
-    </w:p>
-    <w:p>
-      <w:pPr>
-        <w:rPr>
-          <w:b/>
-          <w:bCs/>
-        </w:rPr>
-      </w:pPr>
-      <w:r>
-        <w:rPr>
-          <w:b/>
-          <w:bCs/>
+        <w:rPr>
+          <w:sz w:val="40"/>
+          <w:szCs w:val="40"/>
+        </w:rPr>
+      </w:pPr>
+      <w:r>
+        <w:rPr>
+          <w:sz w:val="40"/>
+          <w:szCs w:val="40"/>
+        </w:rPr>
+        <w:t>Mise à jour "En route" -&gt; </w:t>
+      </w:r>
+      <w:proofErr w:type="spellStart"/>
+      <w:r>
+        <w:rPr>
+          <w:sz w:val="40"/>
+          <w:szCs w:val="40"/>
+        </w:rPr>
+        <w:t>status</w:t>
+      </w:r>
+      <w:proofErr w:type="spellEnd"/>
+      <w:r>
+        <w:rPr>
+          <w:sz w:val="40"/>
+          <w:szCs w:val="40"/>
+        </w:rPr>
+        <w:t xml:space="preserve"> = 'IN_PROGRESS'.</w:t>
+      </w:r>
+    </w:p>
+    <w:p>
+      <w:pPr>
+        <w:rPr>
+          <w:b/>
+          <w:bCs/>
+          <w:sz w:val="40"/>
+          <w:szCs w:val="40"/>
+        </w:rPr>
+      </w:pPr>
+      <w:r>
+        <w:rPr>
+          <w:b/>
+          <w:bCs/>
+          <w:sz w:val="40"/>
+          <w:szCs w:val="40"/>
         </w:rPr>
         <w:t>PHASE 4 : Résilience &amp; Mode Offline (L'Innovation) (Semaine 4)</w:t>
       </w:r>
     </w:p>
     <w:p>
-      <w:r>
-        <w:rPr>
-          <w:b/>
-          <w:bCs/>
+      <w:pPr>
+        <w:rPr>
+          <w:sz w:val="40"/>
+          <w:szCs w:val="40"/>
+        </w:rPr>
+      </w:pPr>
+      <w:r>
+        <w:rPr>
+          <w:b/>
+          <w:bCs/>
+          <w:sz w:val="40"/>
+          <w:szCs w:val="40"/>
         </w:rPr>
         <w:t>Objectif :</w:t>
       </w:r>
       <w:r>
+        <w:rPr>
+          <w:sz w:val="40"/>
+          <w:szCs w:val="40"/>
+        </w:rPr>
         <w:t> Garantir le suivi même sans internet (Zone Blanche).</w:t>
       </w:r>
     </w:p>
@@ -630,12 +1791,19 @@
           <w:ilvl w:val="0"/>
           <w:numId w:val="4"/>
         </w:numPr>
-      </w:pPr>
-      <w:r>
-        <w:rPr>
-          <w:b/>
-          <w:bCs/>
-        </w:rPr>
+        <w:rPr>
+          <w:sz w:val="40"/>
+          <w:szCs w:val="40"/>
+        </w:rPr>
+      </w:pPr>
+      <w:r>
+        <w:rPr>
+          <w:b/>
+          <w:bCs/>
+          <w:sz w:val="40"/>
+          <w:szCs w:val="40"/>
+        </w:rPr>
+        <w:lastRenderedPageBreak/>
         <w:t>Suivi Temps Réel (Data) :</w:t>
       </w:r>
     </w:p>
@@ -645,9 +1813,26 @@
           <w:ilvl w:val="1"/>
           <w:numId w:val="4"/>
         </w:numPr>
-      </w:pPr>
-      <w:r>
-        <w:t>WebSocket (Socket.io) : Le chauffeur envoie sa position.</w:t>
+        <w:rPr>
+          <w:sz w:val="40"/>
+          <w:szCs w:val="40"/>
+        </w:rPr>
+      </w:pPr>
+      <w:proofErr w:type="spellStart"/>
+      <w:r>
+        <w:rPr>
+          <w:sz w:val="40"/>
+          <w:szCs w:val="40"/>
+        </w:rPr>
+        <w:t>WebSocket</w:t>
+      </w:r>
+      <w:proofErr w:type="spellEnd"/>
+      <w:r>
+        <w:rPr>
+          <w:sz w:val="40"/>
+          <w:szCs w:val="40"/>
+        </w:rPr>
+        <w:t xml:space="preserve"> (Socket.io) : Le chauffeur envoie sa position.</w:t>
       </w:r>
     </w:p>
     <w:p>
@@ -656,10 +1841,33 @@
           <w:ilvl w:val="1"/>
           <w:numId w:val="4"/>
         </w:numPr>
-      </w:pPr>
-      <w:r>
-        <w:lastRenderedPageBreak/>
-        <w:t>Sauvegarde asynchrone dans ride_tracking (Source: APP_DATA).</w:t>
+        <w:rPr>
+          <w:sz w:val="40"/>
+          <w:szCs w:val="40"/>
+        </w:rPr>
+      </w:pPr>
+      <w:r>
+        <w:rPr>
+          <w:sz w:val="40"/>
+          <w:szCs w:val="40"/>
+        </w:rPr>
+        <w:t>Sauvegarde asynchrone dans </w:t>
+      </w:r>
+      <w:proofErr w:type="spellStart"/>
+      <w:r>
+        <w:rPr>
+          <w:sz w:val="40"/>
+          <w:szCs w:val="40"/>
+        </w:rPr>
+        <w:t>ride_tracking</w:t>
+      </w:r>
+      <w:proofErr w:type="spellEnd"/>
+      <w:r>
+        <w:rPr>
+          <w:sz w:val="40"/>
+          <w:szCs w:val="40"/>
+        </w:rPr>
+        <w:t> (Source: APP_DATA).</w:t>
       </w:r>
     </w:p>
     <w:p>
@@ -668,13 +1876,77 @@
           <w:ilvl w:val="0"/>
           <w:numId w:val="4"/>
         </w:numPr>
-      </w:pPr>
-      <w:r>
-        <w:rPr>
-          <w:b/>
-          <w:bCs/>
-        </w:rPr>
-        <w:t>Passerelle SMS (Webhook) (/api/resilience/sms) :</w:t>
+        <w:rPr>
+          <w:sz w:val="40"/>
+          <w:szCs w:val="40"/>
+          <w:lang w:val="en-US"/>
+        </w:rPr>
+      </w:pPr>
+      <w:proofErr w:type="spellStart"/>
+      <w:r>
+        <w:rPr>
+          <w:b/>
+          <w:bCs/>
+          <w:sz w:val="40"/>
+          <w:szCs w:val="40"/>
+          <w:lang w:val="en-US"/>
+        </w:rPr>
+        <w:t>Passerelle</w:t>
+      </w:r>
+      <w:proofErr w:type="spellEnd"/>
+      <w:r>
+        <w:rPr>
+          <w:b/>
+          <w:bCs/>
+          <w:sz w:val="40"/>
+          <w:szCs w:val="40"/>
+          <w:lang w:val="en-US"/>
+        </w:rPr>
+        <w:t xml:space="preserve"> SMS (Webhook) (/</w:t>
+      </w:r>
+      <w:proofErr w:type="spellStart"/>
+      <w:r>
+        <w:rPr>
+          <w:b/>
+          <w:bCs/>
+          <w:sz w:val="40"/>
+          <w:szCs w:val="40"/>
+          <w:lang w:val="en-US"/>
+        </w:rPr>
+        <w:t>api</w:t>
+      </w:r>
+      <w:proofErr w:type="spellEnd"/>
+      <w:r>
+        <w:rPr>
+          <w:b/>
+          <w:bCs/>
+          <w:sz w:val="40"/>
+          <w:szCs w:val="40"/>
+          <w:lang w:val="en-US"/>
+        </w:rPr>
+        <w:t>/resilience/</w:t>
+      </w:r>
+      <w:proofErr w:type="spellStart"/>
+      <w:r>
+        <w:rPr>
+          <w:b/>
+          <w:bCs/>
+          <w:sz w:val="40"/>
+          <w:szCs w:val="40"/>
+          <w:lang w:val="en-US"/>
+        </w:rPr>
+        <w:t>sms</w:t>
+      </w:r>
+      <w:proofErr w:type="spellEnd"/>
+      <w:r>
+        <w:rPr>
+          <w:b/>
+          <w:bCs/>
+          <w:sz w:val="40"/>
+          <w:szCs w:val="40"/>
+          <w:lang w:val="en-US"/>
+        </w:rPr>
+        <w:t>) :</w:t>
       </w:r>
     </w:p>
     <w:p>
@@ -683,9 +1955,49 @@
           <w:ilvl w:val="1"/>
           <w:numId w:val="4"/>
         </w:numPr>
-      </w:pPr>
-      <w:r>
-        <w:t>Réception des SMS Twilio/Vonage contenant les coordonnées cryptées.</w:t>
+        <w:rPr>
+          <w:sz w:val="40"/>
+          <w:szCs w:val="40"/>
+        </w:rPr>
+      </w:pPr>
+      <w:r>
+        <w:rPr>
+          <w:sz w:val="40"/>
+          <w:szCs w:val="40"/>
+        </w:rPr>
+        <w:t xml:space="preserve">Réception des SMS </w:t>
+      </w:r>
+      <w:proofErr w:type="spellStart"/>
+      <w:r>
+        <w:rPr>
+          <w:sz w:val="40"/>
+          <w:szCs w:val="40"/>
+        </w:rPr>
+        <w:t>Twilio</w:t>
+      </w:r>
+      <w:proofErr w:type="spellEnd"/>
+      <w:r>
+        <w:rPr>
+          <w:sz w:val="40"/>
+          <w:szCs w:val="40"/>
+        </w:rPr>
+        <w:t>/</w:t>
+      </w:r>
+      <w:proofErr w:type="spellStart"/>
+      <w:r>
+        <w:rPr>
+          <w:sz w:val="40"/>
+          <w:szCs w:val="40"/>
+        </w:rPr>
+        <w:t>Vonage</w:t>
+      </w:r>
+      <w:proofErr w:type="spellEnd"/>
+      <w:r>
+        <w:rPr>
+          <w:sz w:val="40"/>
+          <w:szCs w:val="40"/>
+        </w:rPr>
+        <w:t xml:space="preserve"> contenant les coordonnées cryptées.</w:t>
       </w:r>
     </w:p>
     <w:p>
@@ -694,16 +2006,42 @@
           <w:ilvl w:val="1"/>
           <w:numId w:val="4"/>
         </w:numPr>
-      </w:pPr>
-      <w:r>
-        <w:rPr>
-          <w:b/>
-          <w:bCs/>
+        <w:rPr>
+          <w:sz w:val="40"/>
+          <w:szCs w:val="40"/>
+        </w:rPr>
+      </w:pPr>
+      <w:r>
+        <w:rPr>
+          <w:b/>
+          <w:bCs/>
+          <w:sz w:val="40"/>
+          <w:szCs w:val="40"/>
         </w:rPr>
         <w:t>Log Brut :</w:t>
       </w:r>
       <w:r>
-        <w:t> Insertion immédiate dans sms_logs (pour audit/anonymisation).</w:t>
+        <w:rPr>
+          <w:sz w:val="40"/>
+          <w:szCs w:val="40"/>
+        </w:rPr>
+        <w:t> Insertion immédiate dans </w:t>
+      </w:r>
+      <w:proofErr w:type="spellStart"/>
+      <w:r>
+        <w:rPr>
+          <w:sz w:val="40"/>
+          <w:szCs w:val="40"/>
+        </w:rPr>
+        <w:t>sms_logs</w:t>
+      </w:r>
+      <w:proofErr w:type="spellEnd"/>
+      <w:r>
+        <w:rPr>
+          <w:sz w:val="40"/>
+          <w:szCs w:val="40"/>
+        </w:rPr>
+        <w:t> (pour audit/anonymisation).</w:t>
       </w:r>
     </w:p>
     <w:p>
@@ -712,16 +2050,58 @@
           <w:ilvl w:val="1"/>
           <w:numId w:val="4"/>
         </w:numPr>
-      </w:pPr>
-      <w:r>
-        <w:rPr>
-          <w:b/>
-          <w:bCs/>
+        <w:rPr>
+          <w:sz w:val="40"/>
+          <w:szCs w:val="40"/>
+        </w:rPr>
+      </w:pPr>
+      <w:r>
+        <w:rPr>
+          <w:b/>
+          <w:bCs/>
+          <w:sz w:val="40"/>
+          <w:szCs w:val="40"/>
         </w:rPr>
         <w:t>Parsing :</w:t>
       </w:r>
       <w:r>
-        <w:t> Extraction lat/lng.</w:t>
+        <w:rPr>
+          <w:sz w:val="40"/>
+          <w:szCs w:val="40"/>
+        </w:rPr>
+        <w:t xml:space="preserve"> Extraction </w:t>
+      </w:r>
+      <w:proofErr w:type="spellStart"/>
+      <w:r>
+        <w:rPr>
+          <w:sz w:val="40"/>
+          <w:szCs w:val="40"/>
+        </w:rPr>
+        <w:t>lat</w:t>
+      </w:r>
+      <w:proofErr w:type="spellEnd"/>
+      <w:r>
+        <w:rPr>
+          <w:sz w:val="40"/>
+          <w:szCs w:val="40"/>
+        </w:rPr>
+        <w:t>/</w:t>
+      </w:r>
+      <w:proofErr w:type="spellStart"/>
+      <w:r>
+        <w:rPr>
+          <w:sz w:val="40"/>
+          <w:szCs w:val="40"/>
+        </w:rPr>
+        <w:t>lng</w:t>
+      </w:r>
+      <w:proofErr w:type="spellEnd"/>
+      <w:r>
+        <w:rPr>
+          <w:sz w:val="40"/>
+          <w:szCs w:val="40"/>
+        </w:rPr>
+        <w:t>.</w:t>
       </w:r>
     </w:p>
     <w:p>
@@ -730,16 +2110,42 @@
           <w:ilvl w:val="1"/>
           <w:numId w:val="4"/>
         </w:numPr>
-      </w:pPr>
-      <w:r>
-        <w:rPr>
-          <w:b/>
-          <w:bCs/>
+        <w:rPr>
+          <w:sz w:val="40"/>
+          <w:szCs w:val="40"/>
+        </w:rPr>
+      </w:pPr>
+      <w:r>
+        <w:rPr>
+          <w:b/>
+          <w:bCs/>
+          <w:sz w:val="40"/>
+          <w:szCs w:val="40"/>
         </w:rPr>
         <w:t>Sauvegarde :</w:t>
       </w:r>
       <w:r>
-        <w:t> Insertion dans ride_tracking avec source = 'SMS_FALLBACK'.</w:t>
+        <w:rPr>
+          <w:sz w:val="40"/>
+          <w:szCs w:val="40"/>
+        </w:rPr>
+        <w:t> Insertion dans </w:t>
+      </w:r>
+      <w:proofErr w:type="spellStart"/>
+      <w:r>
+        <w:rPr>
+          <w:sz w:val="40"/>
+          <w:szCs w:val="40"/>
+        </w:rPr>
+        <w:t>ride_tracking</w:t>
+      </w:r>
+      <w:proofErr w:type="spellEnd"/>
+      <w:r>
+        <w:rPr>
+          <w:sz w:val="40"/>
+          <w:szCs w:val="40"/>
+        </w:rPr>
+        <w:t> avec source = 'SMS_FALLBACK'.</w:t>
       </w:r>
     </w:p>
     <w:p>
@@ -748,11 +2154,17 @@
           <w:ilvl w:val="0"/>
           <w:numId w:val="4"/>
         </w:numPr>
-      </w:pPr>
-      <w:r>
-        <w:rPr>
-          <w:b/>
-          <w:bCs/>
+        <w:rPr>
+          <w:sz w:val="40"/>
+          <w:szCs w:val="40"/>
+        </w:rPr>
+      </w:pPr>
+      <w:r>
+        <w:rPr>
+          <w:b/>
+          <w:bCs/>
+          <w:sz w:val="40"/>
+          <w:szCs w:val="40"/>
         </w:rPr>
         <w:t>Détection de Déviation :</w:t>
       </w:r>
@@ -763,9 +2175,49 @@
           <w:ilvl w:val="1"/>
           <w:numId w:val="4"/>
         </w:numPr>
-      </w:pPr>
-      <w:r>
-        <w:t>Comparer current_lat/lng avec le trajet théorique.</w:t>
+        <w:rPr>
+          <w:sz w:val="40"/>
+          <w:szCs w:val="40"/>
+        </w:rPr>
+      </w:pPr>
+      <w:r>
+        <w:rPr>
+          <w:sz w:val="40"/>
+          <w:szCs w:val="40"/>
+        </w:rPr>
+        <w:t>Comparer </w:t>
+      </w:r>
+      <w:proofErr w:type="spellStart"/>
+      <w:r>
+        <w:rPr>
+          <w:sz w:val="40"/>
+          <w:szCs w:val="40"/>
+        </w:rPr>
+        <w:t>current_lat</w:t>
+      </w:r>
+      <w:proofErr w:type="spellEnd"/>
+      <w:r>
+        <w:rPr>
+          <w:sz w:val="40"/>
+          <w:szCs w:val="40"/>
+        </w:rPr>
+        <w:t>/</w:t>
+      </w:r>
+      <w:proofErr w:type="spellStart"/>
+      <w:r>
+        <w:rPr>
+          <w:sz w:val="40"/>
+          <w:szCs w:val="40"/>
+        </w:rPr>
+        <w:t>lng</w:t>
+      </w:r>
+      <w:proofErr w:type="spellEnd"/>
+      <w:r>
+        <w:rPr>
+          <w:sz w:val="40"/>
+          <w:szCs w:val="40"/>
+        </w:rPr>
+        <w:t> avec le trajet théorique.</w:t>
       </w:r>
     </w:p>
     <w:p>
@@ -774,35 +2226,76 @@
           <w:ilvl w:val="1"/>
           <w:numId w:val="4"/>
         </w:numPr>
-      </w:pPr>
-      <w:r>
-        <w:t>Si écart &gt; 500m : Créer une entrée dans alerts (type='DEVIATION').</w:t>
-      </w:r>
-    </w:p>
-    <w:p>
-      <w:pPr>
-        <w:rPr>
-          <w:b/>
-          <w:bCs/>
-        </w:rPr>
-      </w:pPr>
-      <w:r>
-        <w:rPr>
-          <w:b/>
-          <w:bCs/>
+        <w:rPr>
+          <w:sz w:val="40"/>
+          <w:szCs w:val="40"/>
+        </w:rPr>
+      </w:pPr>
+      <w:r>
+        <w:rPr>
+          <w:sz w:val="40"/>
+          <w:szCs w:val="40"/>
+        </w:rPr>
+        <w:t>Si écart &gt; 500m : Créer une entrée dans </w:t>
+      </w:r>
+      <w:proofErr w:type="spellStart"/>
+      <w:r>
+        <w:rPr>
+          <w:sz w:val="40"/>
+          <w:szCs w:val="40"/>
+        </w:rPr>
+        <w:t>alerts</w:t>
+      </w:r>
+      <w:proofErr w:type="spellEnd"/>
+      <w:r>
+        <w:rPr>
+          <w:sz w:val="40"/>
+          <w:szCs w:val="40"/>
+        </w:rPr>
+        <w:t> (type='DEVIATION').</w:t>
+      </w:r>
+    </w:p>
+    <w:p>
+      <w:pPr>
+        <w:rPr>
+          <w:b/>
+          <w:bCs/>
+          <w:sz w:val="40"/>
+          <w:szCs w:val="40"/>
+        </w:rPr>
+      </w:pPr>
+      <w:r>
+        <w:rPr>
+          <w:b/>
+          <w:bCs/>
+          <w:sz w:val="40"/>
+          <w:szCs w:val="40"/>
         </w:rPr>
         <w:t>PHASE 5 : Sécurité Critique &amp; Admin (Semaine 5)</w:t>
       </w:r>
     </w:p>
     <w:p>
-      <w:r>
-        <w:rPr>
-          <w:b/>
-          <w:bCs/>
-        </w:rPr>
+      <w:pPr>
+        <w:rPr>
+          <w:sz w:val="40"/>
+          <w:szCs w:val="40"/>
+        </w:rPr>
+      </w:pPr>
+      <w:r>
+        <w:rPr>
+          <w:b/>
+          <w:bCs/>
+          <w:sz w:val="40"/>
+          <w:szCs w:val="40"/>
+        </w:rPr>
+        <w:lastRenderedPageBreak/>
         <w:t>Objectif :</w:t>
       </w:r>
       <w:r>
+        <w:rPr>
+          <w:sz w:val="40"/>
+          <w:szCs w:val="40"/>
+        </w:rPr>
         <w:t> Protéger les utilisateurs en danger.</w:t>
       </w:r>
     </w:p>
@@ -812,13 +2305,59 @@
           <w:ilvl w:val="0"/>
           <w:numId w:val="5"/>
         </w:numPr>
-      </w:pPr>
-      <w:r>
-        <w:rPr>
-          <w:b/>
-          <w:bCs/>
-        </w:rPr>
-        <w:t>SOS Physique &amp; Manuel (/alerts/sos) :</w:t>
+        <w:rPr>
+          <w:sz w:val="40"/>
+          <w:szCs w:val="40"/>
+        </w:rPr>
+      </w:pPr>
+      <w:r>
+        <w:rPr>
+          <w:b/>
+          <w:bCs/>
+          <w:sz w:val="40"/>
+          <w:szCs w:val="40"/>
+        </w:rPr>
+        <w:t>SOS Physique &amp; Manuel (/</w:t>
+      </w:r>
+      <w:proofErr w:type="spellStart"/>
+      <w:r>
+        <w:rPr>
+          <w:b/>
+          <w:bCs/>
+          <w:sz w:val="40"/>
+          <w:szCs w:val="40"/>
+        </w:rPr>
+        <w:t>alerts</w:t>
+      </w:r>
+      <w:proofErr w:type="spellEnd"/>
+      <w:r>
+        <w:rPr>
+          <w:b/>
+          <w:bCs/>
+          <w:sz w:val="40"/>
+          <w:szCs w:val="40"/>
+        </w:rPr>
+        <w:t>/</w:t>
+      </w:r>
+      <w:proofErr w:type="spellStart"/>
+      <w:r>
+        <w:rPr>
+          <w:b/>
+          <w:bCs/>
+          <w:sz w:val="40"/>
+          <w:szCs w:val="40"/>
+        </w:rPr>
+        <w:t>sos</w:t>
+      </w:r>
+      <w:proofErr w:type="spellEnd"/>
+      <w:r>
+        <w:rPr>
+          <w:b/>
+          <w:bCs/>
+          <w:sz w:val="40"/>
+          <w:szCs w:val="40"/>
+        </w:rPr>
+        <w:t>) :</w:t>
       </w:r>
     </w:p>
     <w:p>
@@ -827,8 +2366,16 @@
           <w:ilvl w:val="1"/>
           <w:numId w:val="5"/>
         </w:numPr>
-      </w:pPr>
-      <w:r>
+        <w:rPr>
+          <w:sz w:val="40"/>
+          <w:szCs w:val="40"/>
+        </w:rPr>
+      </w:pPr>
+      <w:r>
+        <w:rPr>
+          <w:sz w:val="40"/>
+          <w:szCs w:val="40"/>
+        </w:rPr>
         <w:t>Déclenchement via bouton volume ou in-app.</w:t>
       </w:r>
     </w:p>
@@ -838,9 +2385,33 @@
           <w:ilvl w:val="1"/>
           <w:numId w:val="5"/>
         </w:numPr>
-      </w:pPr>
-      <w:r>
-        <w:t>Création d'une alerte SOS_PHYSIQUE dans la table alerts.</w:t>
+        <w:rPr>
+          <w:sz w:val="40"/>
+          <w:szCs w:val="40"/>
+        </w:rPr>
+      </w:pPr>
+      <w:r>
+        <w:rPr>
+          <w:sz w:val="40"/>
+          <w:szCs w:val="40"/>
+        </w:rPr>
+        <w:t>Création d'une alerte SOS_PHYSIQUE dans la table </w:t>
+      </w:r>
+      <w:proofErr w:type="spellStart"/>
+      <w:r>
+        <w:rPr>
+          <w:sz w:val="40"/>
+          <w:szCs w:val="40"/>
+        </w:rPr>
+        <w:t>alerts</w:t>
+      </w:r>
+      <w:proofErr w:type="spellEnd"/>
+      <w:r>
+        <w:rPr>
+          <w:sz w:val="40"/>
+          <w:szCs w:val="40"/>
+        </w:rPr>
+        <w:t>.</w:t>
       </w:r>
     </w:p>
     <w:p>
@@ -849,9 +2420,33 @@
           <w:ilvl w:val="1"/>
           <w:numId w:val="5"/>
         </w:numPr>
-      </w:pPr>
-      <w:r>
-        <w:t>Notification immédiate (Push/SMS) aux trusted_contacts et Admin.</w:t>
+        <w:rPr>
+          <w:sz w:val="40"/>
+          <w:szCs w:val="40"/>
+        </w:rPr>
+      </w:pPr>
+      <w:r>
+        <w:rPr>
+          <w:sz w:val="40"/>
+          <w:szCs w:val="40"/>
+        </w:rPr>
+        <w:t>Notification immédiate (Push/SMS) aux </w:t>
+      </w:r>
+      <w:proofErr w:type="spellStart"/>
+      <w:r>
+        <w:rPr>
+          <w:sz w:val="40"/>
+          <w:szCs w:val="40"/>
+        </w:rPr>
+        <w:t>trusted_contacts</w:t>
+      </w:r>
+      <w:proofErr w:type="spellEnd"/>
+      <w:r>
+        <w:rPr>
+          <w:sz w:val="40"/>
+          <w:szCs w:val="40"/>
+        </w:rPr>
+        <w:t> et Admin.</w:t>
       </w:r>
     </w:p>
     <w:p>
@@ -860,13 +2455,59 @@
           <w:ilvl w:val="0"/>
           <w:numId w:val="5"/>
         </w:numPr>
-      </w:pPr>
-      <w:r>
-        <w:rPr>
-          <w:b/>
-          <w:bCs/>
-        </w:rPr>
-        <w:t>Code de Contrainte (Code Faux) (/auth/fake-shutdown) :</w:t>
+        <w:rPr>
+          <w:sz w:val="40"/>
+          <w:szCs w:val="40"/>
+        </w:rPr>
+      </w:pPr>
+      <w:r>
+        <w:rPr>
+          <w:b/>
+          <w:bCs/>
+          <w:sz w:val="40"/>
+          <w:szCs w:val="40"/>
+        </w:rPr>
+        <w:t>Code de Contrainte (Code Faux) (/</w:t>
+      </w:r>
+      <w:proofErr w:type="spellStart"/>
+      <w:r>
+        <w:rPr>
+          <w:b/>
+          <w:bCs/>
+          <w:sz w:val="40"/>
+          <w:szCs w:val="40"/>
+        </w:rPr>
+        <w:t>auth</w:t>
+      </w:r>
+      <w:proofErr w:type="spellEnd"/>
+      <w:r>
+        <w:rPr>
+          <w:b/>
+          <w:bCs/>
+          <w:sz w:val="40"/>
+          <w:szCs w:val="40"/>
+        </w:rPr>
+        <w:t>/fake-</w:t>
+      </w:r>
+      <w:proofErr w:type="spellStart"/>
+      <w:r>
+        <w:rPr>
+          <w:b/>
+          <w:bCs/>
+          <w:sz w:val="40"/>
+          <w:szCs w:val="40"/>
+        </w:rPr>
+        <w:t>shutdown</w:t>
+      </w:r>
+      <w:proofErr w:type="spellEnd"/>
+      <w:r>
+        <w:rPr>
+          <w:b/>
+          <w:bCs/>
+          <w:sz w:val="40"/>
+          <w:szCs w:val="40"/>
+        </w:rPr>
+        <w:t>) :</w:t>
       </w:r>
     </w:p>
     <w:p>
@@ -875,9 +2516,33 @@
           <w:ilvl w:val="1"/>
           <w:numId w:val="5"/>
         </w:numPr>
-      </w:pPr>
-      <w:r>
-        <w:t>Endpoint spécial appelé quand le code 9999 (ou hash correspondant à fake_code_hash) est saisi.</w:t>
+        <w:rPr>
+          <w:sz w:val="40"/>
+          <w:szCs w:val="40"/>
+        </w:rPr>
+      </w:pPr>
+      <w:r>
+        <w:rPr>
+          <w:sz w:val="40"/>
+          <w:szCs w:val="40"/>
+        </w:rPr>
+        <w:t>Endpoint spécial appelé quand le code 9999 (ou hash correspondant à </w:t>
+      </w:r>
+      <w:proofErr w:type="spellStart"/>
+      <w:r>
+        <w:rPr>
+          <w:sz w:val="40"/>
+          <w:szCs w:val="40"/>
+        </w:rPr>
+        <w:t>fake_code_hash</w:t>
+      </w:r>
+      <w:proofErr w:type="spellEnd"/>
+      <w:r>
+        <w:rPr>
+          <w:sz w:val="40"/>
+          <w:szCs w:val="40"/>
+        </w:rPr>
+        <w:t>) est saisi.</w:t>
       </w:r>
     </w:p>
     <w:p>
@@ -886,8 +2551,16 @@
           <w:ilvl w:val="1"/>
           <w:numId w:val="5"/>
         </w:numPr>
-      </w:pPr>
-      <w:r>
+        <w:rPr>
+          <w:sz w:val="40"/>
+          <w:szCs w:val="40"/>
+        </w:rPr>
+      </w:pPr>
+      <w:r>
+        <w:rPr>
+          <w:sz w:val="40"/>
+          <w:szCs w:val="40"/>
+        </w:rPr>
         <w:t>Action : Simuler un crash app (Frontend) + Créer alerte CODE_FAUX (Backend).</w:t>
       </w:r>
     </w:p>
@@ -897,11 +2570,17 @@
           <w:ilvl w:val="0"/>
           <w:numId w:val="5"/>
         </w:numPr>
-      </w:pPr>
-      <w:r>
-        <w:rPr>
-          <w:b/>
-          <w:bCs/>
+        <w:rPr>
+          <w:sz w:val="40"/>
+          <w:szCs w:val="40"/>
+        </w:rPr>
+      </w:pPr>
+      <w:r>
+        <w:rPr>
+          <w:b/>
+          <w:bCs/>
+          <w:sz w:val="40"/>
+          <w:szCs w:val="40"/>
         </w:rPr>
         <w:t>Écoute Active (Dashboard Admin) :</w:t>
       </w:r>
@@ -912,8 +2591,16 @@
           <w:ilvl w:val="1"/>
           <w:numId w:val="5"/>
         </w:numPr>
-      </w:pPr>
-      <w:r>
+        <w:rPr>
+          <w:sz w:val="40"/>
+          <w:szCs w:val="40"/>
+        </w:rPr>
+      </w:pPr>
+      <w:r>
+        <w:rPr>
+          <w:sz w:val="40"/>
+          <w:szCs w:val="40"/>
+        </w:rPr>
         <w:t>L'admin voit une alerte.</w:t>
       </w:r>
     </w:p>
@@ -923,8 +2610,16 @@
           <w:ilvl w:val="1"/>
           <w:numId w:val="5"/>
         </w:numPr>
-      </w:pPr>
-      <w:r>
+        <w:rPr>
+          <w:sz w:val="40"/>
+          <w:szCs w:val="40"/>
+        </w:rPr>
+      </w:pPr>
+      <w:r>
+        <w:rPr>
+          <w:sz w:val="40"/>
+          <w:szCs w:val="40"/>
+        </w:rPr>
         <w:t>Clic sur "Écouter" -&gt; Envoie commande Socket au téléphone victime.</w:t>
       </w:r>
     </w:p>
@@ -934,35 +2629,108 @@
           <w:ilvl w:val="1"/>
           <w:numId w:val="5"/>
         </w:numPr>
-      </w:pPr>
-      <w:r>
-        <w:t>Le téléphone stream l'audio ou upload un fichier -&gt; URL stockée dans alerts.audio_recording_url.</w:t>
-      </w:r>
-    </w:p>
-    <w:p>
-      <w:pPr>
-        <w:rPr>
-          <w:b/>
-          <w:bCs/>
-        </w:rPr>
-      </w:pPr>
-      <w:r>
-        <w:rPr>
-          <w:b/>
-          <w:bCs/>
+        <w:rPr>
+          <w:sz w:val="40"/>
+          <w:szCs w:val="40"/>
+        </w:rPr>
+      </w:pPr>
+      <w:r>
+        <w:rPr>
+          <w:sz w:val="40"/>
+          <w:szCs w:val="40"/>
+        </w:rPr>
+        <w:lastRenderedPageBreak/>
+        <w:t xml:space="preserve">Le téléphone </w:t>
+      </w:r>
+      <w:proofErr w:type="spellStart"/>
+      <w:r>
+        <w:rPr>
+          <w:sz w:val="40"/>
+          <w:szCs w:val="40"/>
+        </w:rPr>
+        <w:t>stream</w:t>
+      </w:r>
+      <w:proofErr w:type="spellEnd"/>
+      <w:r>
+        <w:rPr>
+          <w:sz w:val="40"/>
+          <w:szCs w:val="40"/>
+        </w:rPr>
+        <w:t xml:space="preserve"> l'audio ou </w:t>
+      </w:r>
+      <w:proofErr w:type="spellStart"/>
+      <w:r>
+        <w:rPr>
+          <w:sz w:val="40"/>
+          <w:szCs w:val="40"/>
+        </w:rPr>
+        <w:t>upload</w:t>
+      </w:r>
+      <w:proofErr w:type="spellEnd"/>
+      <w:r>
+        <w:rPr>
+          <w:sz w:val="40"/>
+          <w:szCs w:val="40"/>
+        </w:rPr>
+        <w:t xml:space="preserve"> un fichier -&gt; URL stockée dans </w:t>
+      </w:r>
+      <w:proofErr w:type="spellStart"/>
+      <w:r>
+        <w:rPr>
+          <w:sz w:val="40"/>
+          <w:szCs w:val="40"/>
+        </w:rPr>
+        <w:t>alerts.audio_recording_url</w:t>
+      </w:r>
+      <w:proofErr w:type="spellEnd"/>
+      <w:r>
+        <w:rPr>
+          <w:sz w:val="40"/>
+          <w:szCs w:val="40"/>
+        </w:rPr>
+        <w:t>.</w:t>
+      </w:r>
+    </w:p>
+    <w:p>
+      <w:pPr>
+        <w:rPr>
+          <w:b/>
+          <w:bCs/>
+          <w:sz w:val="40"/>
+          <w:szCs w:val="40"/>
+        </w:rPr>
+      </w:pPr>
+      <w:r>
+        <w:rPr>
+          <w:b/>
+          <w:bCs/>
+          <w:sz w:val="40"/>
+          <w:szCs w:val="40"/>
         </w:rPr>
         <w:t>PHASE 6 : Tests &amp; Finalisation (Semaine 6)</w:t>
       </w:r>
     </w:p>
     <w:p>
-      <w:r>
-        <w:rPr>
-          <w:b/>
-          <w:bCs/>
+      <w:pPr>
+        <w:rPr>
+          <w:sz w:val="40"/>
+          <w:szCs w:val="40"/>
+        </w:rPr>
+      </w:pPr>
+      <w:r>
+        <w:rPr>
+          <w:b/>
+          <w:bCs/>
+          <w:sz w:val="40"/>
+          <w:szCs w:val="40"/>
         </w:rPr>
         <w:t>Objectif :</w:t>
       </w:r>
       <w:r>
+        <w:rPr>
+          <w:sz w:val="40"/>
+          <w:szCs w:val="40"/>
+        </w:rPr>
         <w:t> Livrer un produit robuste.</w:t>
       </w:r>
     </w:p>
@@ -972,15 +2740,25 @@
           <w:ilvl w:val="0"/>
           <w:numId w:val="6"/>
         </w:numPr>
-      </w:pPr>
-      <w:r>
-        <w:rPr>
-          <w:b/>
-          <w:bCs/>
+        <w:rPr>
+          <w:sz w:val="40"/>
+          <w:szCs w:val="40"/>
+        </w:rPr>
+      </w:pPr>
+      <w:r>
+        <w:rPr>
+          <w:b/>
+          <w:bCs/>
+          <w:sz w:val="40"/>
+          <w:szCs w:val="40"/>
         </w:rPr>
         <w:t>Tests API (Postman) :</w:t>
       </w:r>
       <w:r>
+        <w:rPr>
+          <w:sz w:val="40"/>
+          <w:szCs w:val="40"/>
+        </w:rPr>
         <w:t> Créer une collection couvrant le flux nominal (Inscription -&gt; Course -&gt; Fin) et les cas d'erreur.</w:t>
       </w:r>
     </w:p>
@@ -990,16 +2768,25 @@
           <w:ilvl w:val="0"/>
           <w:numId w:val="6"/>
         </w:numPr>
-      </w:pPr>
-      <w:r>
-        <w:rPr>
-          <w:b/>
-          <w:bCs/>
-        </w:rPr>
-        <w:lastRenderedPageBreak/>
+        <w:rPr>
+          <w:sz w:val="40"/>
+          <w:szCs w:val="40"/>
+        </w:rPr>
+      </w:pPr>
+      <w:r>
+        <w:rPr>
+          <w:b/>
+          <w:bCs/>
+          <w:sz w:val="40"/>
+          <w:szCs w:val="40"/>
+        </w:rPr>
         <w:t>Tests de Charge :</w:t>
       </w:r>
       <w:r>
+        <w:rPr>
+          <w:sz w:val="40"/>
+          <w:szCs w:val="40"/>
+        </w:rPr>
         <w:t> Simuler 50 chauffeurs envoyant des positions GPS simultanément.</w:t>
       </w:r>
     </w:p>
@@ -1009,19 +2796,52 @@
           <w:ilvl w:val="0"/>
           <w:numId w:val="6"/>
         </w:numPr>
-      </w:pPr>
-      <w:r>
-        <w:rPr>
-          <w:b/>
-          <w:bCs/>
+        <w:rPr>
+          <w:sz w:val="40"/>
+          <w:szCs w:val="40"/>
+        </w:rPr>
+      </w:pPr>
+      <w:r>
+        <w:rPr>
+          <w:b/>
+          <w:bCs/>
+          <w:sz w:val="40"/>
+          <w:szCs w:val="40"/>
         </w:rPr>
         <w:t>Documentation :</w:t>
       </w:r>
       <w:r>
-        <w:t> Générer une doc API (Swagger/OpenAPI) pour le développeur Frontend (toi-même).</w:t>
-      </w:r>
-    </w:p>
-    <w:p/>
+        <w:rPr>
+          <w:sz w:val="40"/>
+          <w:szCs w:val="40"/>
+        </w:rPr>
+        <w:t> Générer une doc API (Swagger/</w:t>
+      </w:r>
+      <w:proofErr w:type="spellStart"/>
+      <w:r>
+        <w:rPr>
+          <w:sz w:val="40"/>
+          <w:szCs w:val="40"/>
+        </w:rPr>
+        <w:t>OpenAPI</w:t>
+      </w:r>
+      <w:proofErr w:type="spellEnd"/>
+      <w:r>
+        <w:rPr>
+          <w:sz w:val="40"/>
+          <w:szCs w:val="40"/>
+        </w:rPr>
+        <w:t>) pour le développeur Frontend (toi-même).</w:t>
+      </w:r>
+    </w:p>
+    <w:p>
+      <w:pPr>
+        <w:rPr>
+          <w:sz w:val="40"/>
+          <w:szCs w:val="40"/>
+        </w:rPr>
+      </w:pPr>
+    </w:p>
     <w:sectPr>
       <w:pgSz w:w="11906" w:h="16838"/>
       <w:pgMar w:top="1417" w:right="1417" w:bottom="1417" w:left="1417" w:header="708" w:footer="708" w:gutter="0"/>
@@ -2360,6 +4180,7 @@
   <w:style w:type="character" w:default="1" w:styleId="Policepardfaut">
     <w:name w:val="Default Paragraph Font"/>
     <w:uiPriority w:val="1"/>
+    <w:semiHidden/>
     <w:unhideWhenUsed/>
   </w:style>
   <w:style w:type="table" w:default="1" w:styleId="TableauNormal">
